--- a/КолпаковАП Задание ВКР.docx
+++ b/КолпаковАП Задание ВКР.docx
@@ -347,7 +347,7 @@
           <w:rFonts w:ascii="Times New Roman" w:hAnsi="Times New Roman" w:cs="Times New Roman"/>
           <w:b/>
           <w:caps/>
-          <w:sz w:val="16"/>
+          <w:sz w:val="28"/>
           <w:szCs w:val="28"/>
         </w:rPr>
       </w:pPr>
@@ -358,50 +358,20 @@
         <w:rPr>
           <w:rFonts w:ascii="Times New Roman" w:hAnsi="Times New Roman" w:cs="Times New Roman"/>
           <w:b/>
+          <w:caps/>
           <w:sz w:val="32"/>
+          <w:szCs w:val="32"/>
         </w:rPr>
       </w:pPr>
       <w:r>
         <w:rPr>
           <w:rFonts w:ascii="Times New Roman" w:hAnsi="Times New Roman" w:cs="Times New Roman"/>
           <w:b/>
+          <w:caps/>
           <w:sz w:val="32"/>
+          <w:szCs w:val="32"/>
         </w:rPr>
-        <w:t>ЗАДАНИЕ НА ВЫПУСКНУЮ</w:t>
-      </w:r>
-    </w:p>
-    <w:p>
-      <w:pPr>
-        <w:jc w:val="center"/>
-        <w:rPr>
-          <w:rFonts w:ascii="Times New Roman" w:hAnsi="Times New Roman" w:cs="Times New Roman"/>
-          <w:b/>
-          <w:sz w:val="32"/>
-        </w:rPr>
-      </w:pPr>
-      <w:r>
-        <w:rPr>
-          <w:rFonts w:ascii="Times New Roman" w:hAnsi="Times New Roman" w:cs="Times New Roman"/>
-          <w:b/>
-          <w:sz w:val="32"/>
-        </w:rPr>
-        <w:t>КВАЛИФИКАЦИОННУЮ РАБОТУ</w:t>
-      </w:r>
-      <w:r>
-        <w:rPr>
-          <w:rFonts w:ascii="Times New Roman" w:hAnsi="Times New Roman" w:cs="Times New Roman"/>
-          <w:b/>
-          <w:sz w:val="32"/>
-        </w:rPr>
-        <w:t xml:space="preserve"> </w:t>
-      </w:r>
-      <w:r>
-        <w:rPr xmlns:w="http://schemas.openxmlformats.org/wordprocessingml/2006/main">
-          <w:rFonts w:ascii="Times New Roman" w:hAnsi="Times New Roman" w:cs="Times New Roman"/>
-          <w:b/>
-          <w:sz w:val="32"/>
-        </w:rPr>
-        <w:t>БАКАЛАВРА</w:t>
+        <w:t xml:space="preserve">ЗАДАНИЕ </w:t>
       </w:r>
     </w:p>
     <w:p>
@@ -411,10 +381,43 @@
           <w:rFonts w:ascii="Times New Roman" w:hAnsi="Times New Roman" w:cs="Times New Roman"/>
           <w:b/>
           <w:caps/>
-          <w:sz w:val="16"/>
+          <w:sz w:val="32"/>
+          <w:szCs w:val="32"/>
+        </w:rPr>
+      </w:pPr>
+      <w:r>
+        <w:rPr>
+          <w:rFonts w:ascii="Times New Roman" w:hAnsi="Times New Roman" w:cs="Times New Roman"/>
+          <w:b/>
+          <w:caps/>
+          <w:sz w:val="32"/>
+          <w:szCs w:val="32"/>
+        </w:rPr>
+        <w:t xml:space="preserve">НА ВЫПУСКНУЮ КВАЛИФИКАЦИОННУЮ РАБОТУ   </w:t>
+      </w:r>
+    </w:p>
+    <w:p>
+      <w:pPr>
+        <w:spacing w:after="120"/>
+        <w:jc w:val="center"/>
+        <w:rPr>
+          <w:rFonts w:ascii="Times New Roman" w:hAnsi="Times New Roman" w:cs="Times New Roman"/>
+          <w:b/>
+          <w:caps/>
+          <w:sz w:val="28"/>
           <w:szCs w:val="28"/>
         </w:rPr>
       </w:pPr>
+      <w:r>
+        <w:rPr xmlns:w="http://schemas.openxmlformats.org/wordprocessingml/2006/main">
+          <w:rFonts w:ascii="Times New Roman" w:hAnsi="Times New Roman" w:cs="Times New Roman"/>
+          <w:b/>
+          <w:caps/>
+          <w:sz w:val="28"/>
+          <w:szCs w:val="28"/>
+        </w:rPr>
+        <w:t>(бакалаврскую работу)</w:t>
+      </w:r>
     </w:p>
     <w:tbl>
       <w:tblPr>
@@ -898,7 +901,7 @@
                 <w:sz w:val="28"/>
                 <w:szCs w:val="28"/>
               </w:rPr>
-              <w:t>ИЭ-22а-22</w:t>
+              <w:t>ИЭ-22-21</w:t>
             </w:r>
           </w:p>
         </w:tc>
@@ -2227,7 +2230,6 @@
                 <w:sz w:val="28"/>
                 <w:szCs w:val="28"/>
               </w:rPr>
-              <w:lastRenderedPageBreak/>
               <w:t>Место выполнения работы</w:t>
             </w:r>
           </w:p>
@@ -2279,15 +2281,10 @@
     </w:p>
     <w:p>
       <w:pPr>
-        <w:pStyle w:val="ac"/>
-        <w:numPr>
-          <w:ilvl w:val="0"/>
-          <w:numId w:val="2"/>
-        </w:numPr>
-        <w:spacing w:line="360" w:lineRule="auto"/>
-        <w:jc w:val="both"/>
+        <w:spacing w:after="240"/>
+        <w:jc w:val="center"/>
         <w:rPr>
-          <w:rFonts w:ascii="Times New Roman" w:hAnsi="Times New Roman"/>
+          <w:rFonts w:ascii="Times New Roman" w:hAnsi="Times New Roman" w:cs="Times New Roman"/>
           <w:b/>
           <w:sz w:val="28"/>
           <w:szCs w:val="28"/>
@@ -2295,13 +2292,13 @@
       </w:pPr>
       <w:r>
         <w:rPr>
-          <w:rFonts w:ascii="Times New Roman" w:hAnsi="Times New Roman"/>
+          <w:rFonts w:ascii="Times New Roman" w:hAnsi="Times New Roman" w:cs="Times New Roman"/>
           <w:b/>
           <w:sz w:val="28"/>
           <w:szCs w:val="28"/>
         </w:rPr>
         <w:lastRenderedPageBreak/>
-        <w:t>Содержание разделов задания и исходные данные</w:t>
+        <w:t>СОДЕРЖАНИЕ РАЗДЕЛОВ ЗАДАНИЯ И ИСХОДНЫЕ ДАННЫЕ</w:t>
       </w:r>
     </w:p>
     <w:tbl>
@@ -2608,6 +2605,160 @@
           </w:p>
         </w:tc>
       </w:tr>
+      <w:tr>
+        <w:trPr>
+          <w:trHeight w:val="292"/>
+        </w:trPr>
+        <w:tc>
+          <w:tcPr>
+            <w:tcW w:w="9214" w:type="dxa"/>
+          </w:tcPr>
+          <w:p>
+            <w:pPr>
+              <w:tabs>
+                <w:tab w:val="left" w:pos="1440"/>
+              </w:tabs>
+              <w:rPr>
+                <w:rFonts w:ascii="Times New Roman" w:hAnsi="Times New Roman" w:eastAsia="Calibri" w:cs="Times New Roman"/>
+                <w:sz w:val="22"/>
+                <w:szCs w:val="22"/>
+              </w:rPr>
+            </w:pPr>
+          </w:p>
+        </w:tc>
+      </w:tr>
+      <w:tr>
+        <w:trPr>
+          <w:trHeight w:val="292"/>
+        </w:trPr>
+        <w:tc>
+          <w:tcPr>
+            <w:tcW w:w="9214" w:type="dxa"/>
+          </w:tcPr>
+          <w:p>
+            <w:pPr>
+              <w:tabs>
+                <w:tab w:val="left" w:pos="1440"/>
+              </w:tabs>
+              <w:rPr>
+                <w:rFonts w:ascii="Times New Roman" w:hAnsi="Times New Roman" w:eastAsia="Calibri" w:cs="Times New Roman"/>
+                <w:sz w:val="22"/>
+                <w:szCs w:val="22"/>
+              </w:rPr>
+            </w:pPr>
+          </w:p>
+        </w:tc>
+      </w:tr>
+      <w:tr>
+        <w:trPr>
+          <w:trHeight w:val="292"/>
+        </w:trPr>
+        <w:tc>
+          <w:tcPr>
+            <w:tcW w:w="9214" w:type="dxa"/>
+          </w:tcPr>
+          <w:p>
+            <w:pPr>
+              <w:tabs>
+                <w:tab w:val="left" w:pos="1440"/>
+              </w:tabs>
+              <w:rPr>
+                <w:rFonts w:ascii="Times New Roman" w:hAnsi="Times New Roman" w:eastAsia="Calibri" w:cs="Times New Roman"/>
+                <w:sz w:val="22"/>
+                <w:szCs w:val="22"/>
+              </w:rPr>
+            </w:pPr>
+          </w:p>
+        </w:tc>
+      </w:tr>
+      <w:tr>
+        <w:trPr>
+          <w:trHeight w:val="292"/>
+        </w:trPr>
+        <w:tc>
+          <w:tcPr>
+            <w:tcW w:w="9214" w:type="dxa"/>
+          </w:tcPr>
+          <w:p>
+            <w:pPr>
+              <w:tabs>
+                <w:tab w:val="left" w:pos="1440"/>
+              </w:tabs>
+              <w:rPr>
+                <w:rFonts w:ascii="Times New Roman" w:hAnsi="Times New Roman" w:eastAsia="Calibri" w:cs="Times New Roman"/>
+                <w:sz w:val="22"/>
+                <w:szCs w:val="22"/>
+              </w:rPr>
+            </w:pPr>
+          </w:p>
+        </w:tc>
+      </w:tr>
+      <w:tr>
+        <w:trPr>
+          <w:trHeight w:val="292"/>
+        </w:trPr>
+        <w:tc>
+          <w:tcPr>
+            <w:tcW w:w="9214" w:type="dxa"/>
+          </w:tcPr>
+          <w:p>
+            <w:pPr>
+              <w:tabs>
+                <w:tab w:val="left" w:pos="1440"/>
+              </w:tabs>
+              <w:rPr>
+                <w:rFonts w:ascii="Times New Roman" w:hAnsi="Times New Roman" w:eastAsia="Calibri" w:cs="Times New Roman"/>
+                <w:sz w:val="22"/>
+                <w:szCs w:val="22"/>
+              </w:rPr>
+            </w:pPr>
+          </w:p>
+        </w:tc>
+      </w:tr>
+      <w:tr>
+        <w:trPr>
+          <w:trHeight w:val="292"/>
+        </w:trPr>
+        <w:tc>
+          <w:tcPr>
+            <w:tcW w:w="9214" w:type="dxa"/>
+          </w:tcPr>
+          <w:p>
+            <w:pPr>
+              <w:tabs>
+                <w:tab w:val="left" w:pos="1440"/>
+              </w:tabs>
+              <w:rPr>
+                <w:rFonts w:ascii="Times New Roman" w:hAnsi="Times New Roman" w:eastAsia="Calibri" w:cs="Times New Roman"/>
+                <w:sz w:val="22"/>
+                <w:szCs w:val="22"/>
+              </w:rPr>
+            </w:pPr>
+          </w:p>
+        </w:tc>
+      </w:tr>
+      <w:tr>
+        <w:trPr>
+          <w:trHeight w:val="292"/>
+        </w:trPr>
+        <w:tc>
+          <w:tcPr>
+            <w:tcW w:w="9214" w:type="dxa"/>
+          </w:tcPr>
+          <w:p>
+            <w:pPr>
+              <w:tabs>
+                <w:tab w:val="left" w:pos="1440"/>
+              </w:tabs>
+              <w:rPr>
+                <w:rFonts w:ascii="Times New Roman" w:hAnsi="Times New Roman" w:eastAsia="Calibri" w:cs="Times New Roman"/>
+                <w:sz w:val="22"/>
+                <w:szCs w:val="22"/>
+              </w:rPr>
+            </w:pPr>
+          </w:p>
+        </w:tc>
+      </w:tr>
     </w:tbl>
     <w:p>
       <w:pPr>
@@ -2617,21 +2768,15 @@
         <w:ind w:left="-900"/>
         <w:rPr>
           <w:rFonts w:ascii="Times New Roman" w:hAnsi="Times New Roman" w:cs="Times New Roman"/>
-          <w:sz w:val="12"/>
         </w:rPr>
       </w:pPr>
     </w:p>
     <w:p>
       <w:pPr>
-        <w:pStyle w:val="ac"/>
-        <w:numPr>
-          <w:ilvl w:val="0"/>
-          <w:numId w:val="2"/>
-        </w:numPr>
-        <w:spacing w:line="360" w:lineRule="auto"/>
-        <w:jc w:val="both"/>
+        <w:spacing w:after="240"/>
+        <w:jc w:val="center"/>
         <w:rPr>
-          <w:rFonts w:ascii="Times New Roman" w:hAnsi="Times New Roman"/>
+          <w:rFonts w:ascii="Times New Roman" w:hAnsi="Times New Roman" w:cs="Times New Roman"/>
           <w:b/>
           <w:sz w:val="28"/>
           <w:szCs w:val="28"/>
@@ -2639,21 +2784,12 @@
       </w:pPr>
       <w:r>
         <w:rPr>
-          <w:rFonts w:ascii="Times New Roman" w:hAnsi="Times New Roman"/>
+          <w:rFonts w:ascii="Times New Roman" w:hAnsi="Times New Roman" w:cs="Times New Roman"/>
           <w:b/>
           <w:sz w:val="28"/>
           <w:szCs w:val="28"/>
         </w:rPr>
-        <w:t>Объём</w:t>
-      </w:r>
-      <w:r>
-        <w:rPr>
-          <w:rFonts w:ascii="Times New Roman" w:hAnsi="Times New Roman"/>
-          <w:b/>
-          <w:sz w:val="28"/>
-          <w:szCs w:val="28"/>
-        </w:rPr>
-        <w:t xml:space="preserve"> графического материала</w:t>
+        <w:t>ПЕРЕЧЕНЬ ГРАФИЧЕСКОГО МАТЕРИАЛА</w:t>
       </w:r>
     </w:p>
     <w:tbl>
@@ -2894,28 +3030,10 @@
     </w:tbl>
     <w:p>
       <w:pPr>
-        <w:pStyle w:val="ac"/>
-        <w:spacing w:line="360" w:lineRule="auto"/>
-        <w:jc w:val="both"/>
+        <w:spacing w:after="240"/>
+        <w:jc w:val="center"/>
         <w:rPr>
-          <w:rFonts w:ascii="Times New Roman" w:hAnsi="Times New Roman"/>
-          <w:b/>
-          <w:sz w:val="12"/>
-          <w:szCs w:val="28"/>
-        </w:rPr>
-      </w:pPr>
-    </w:p>
-    <w:p>
-      <w:pPr>
-        <w:pStyle w:val="ac"/>
-        <w:numPr>
-          <w:ilvl w:val="0"/>
-          <w:numId w:val="2"/>
-        </w:numPr>
-        <w:spacing w:line="360" w:lineRule="auto"/>
-        <w:jc w:val="both"/>
-        <w:rPr>
-          <w:rFonts w:ascii="Times New Roman" w:hAnsi="Times New Roman"/>
+          <w:rFonts w:ascii="Times New Roman" w:hAnsi="Times New Roman" w:cs="Times New Roman"/>
           <w:b/>
           <w:sz w:val="28"/>
           <w:szCs w:val="28"/>
@@ -2923,12 +3041,12 @@
       </w:pPr>
       <w:r>
         <w:rPr>
-          <w:rFonts w:ascii="Times New Roman" w:hAnsi="Times New Roman"/>
+          <w:rFonts w:ascii="Times New Roman" w:hAnsi="Times New Roman" w:cs="Times New Roman"/>
           <w:b/>
           <w:sz w:val="28"/>
           <w:szCs w:val="28"/>
         </w:rPr>
-        <w:t>Рекомендуемая литература</w:t>
+        <w:t>РЕКОМЕНДУЕМАЯ ЛИТЕРАТУРА</w:t>
       </w:r>
     </w:p>
     <w:tbl>
@@ -3216,3176 +3334,12 @@
     </w:tbl>
     <w:p>
       <w:pPr>
-        <w:pStyle w:val="ac"/>
-        <w:spacing w:line="360" w:lineRule="auto"/>
-        <w:jc w:val="both"/>
+        <w:tabs>
+          <w:tab w:val="left" w:pos="1440"/>
+        </w:tabs>
+        <w:ind w:left="-900" w:firstLine="900"/>
         <w:rPr>
-          <w:rFonts w:ascii="Times New Roman" w:hAnsi="Times New Roman"/>
-          <w:b/>
-          <w:sz w:val="12"/>
-          <w:szCs w:val="28"/>
-        </w:rPr>
-      </w:pPr>
-    </w:p>
-    <w:p>
-      <w:pPr>
-        <w:rPr>
-          <w:rFonts w:ascii="Times New Roman" w:hAnsi="Times New Roman"/>
-          <w:b/>
-          <w:sz w:val="12"/>
-          <w:szCs w:val="28"/>
-        </w:rPr>
-      </w:pPr>
-      <w:r>
-        <w:rPr>
-          <w:rFonts w:ascii="Times New Roman" w:hAnsi="Times New Roman"/>
-          <w:b/>
-          <w:sz w:val="12"/>
-          <w:szCs w:val="28"/>
-        </w:rPr>
-        <w:br w:type="page"/>
-      </w:r>
-    </w:p>
-    <w:p>
-      <w:pPr>
-        <w:pStyle w:val="ac"/>
-        <w:numPr>
-          <w:ilvl w:val="0"/>
-          <w:numId w:val="2"/>
-        </w:numPr>
-        <w:spacing w:line="360" w:lineRule="auto"/>
-        <w:jc w:val="both"/>
-        <w:rPr>
-          <w:rFonts w:ascii="Times New Roman" w:hAnsi="Times New Roman"/>
-          <w:b/>
-          <w:sz w:val="28"/>
-          <w:szCs w:val="28"/>
-        </w:rPr>
-      </w:pPr>
-      <w:r>
-        <w:rPr>
-          <w:rFonts w:ascii="Times New Roman" w:hAnsi="Times New Roman"/>
-          <w:b/>
-          <w:sz w:val="28"/>
-          <w:szCs w:val="28"/>
-        </w:rPr>
-        <w:lastRenderedPageBreak/>
-        <w:t xml:space="preserve">План </w:t>
-      </w:r>
-      <w:r>
-        <w:rPr>
-          <w:rFonts w:ascii="Times New Roman" w:hAnsi="Times New Roman"/>
-          <w:b/>
-          <w:sz w:val="28"/>
-          <w:szCs w:val="28"/>
-        </w:rPr>
-        <w:t>выполнения</w:t>
-      </w:r>
-      <w:r>
-        <w:rPr>
-          <w:rFonts w:ascii="Times New Roman" w:hAnsi="Times New Roman"/>
-          <w:b/>
-          <w:sz w:val="28"/>
-          <w:szCs w:val="28"/>
-        </w:rPr>
-        <w:t xml:space="preserve"> выпускной квалификационной работ</w:t>
-      </w:r>
-      <w:r>
-        <w:rPr>
-          <w:rFonts w:ascii="Times New Roman" w:hAnsi="Times New Roman"/>
-          <w:b/>
-          <w:sz w:val="28"/>
-          <w:szCs w:val="28"/>
-        </w:rPr>
-        <w:t>ы</w:t>
-      </w:r>
-    </w:p>
-    <w:tbl>
-      <w:tblPr>
-        <w:tblW w:w="0" w:type="auto"/>
-        <w:tblInd w:w="108" w:type="dxa"/>
-        <w:tblBorders>
-          <w:top w:val="single" w:color="000000" w:sz="4" w:space="0"/>
-          <w:left w:val="single" w:color="000000" w:sz="4" w:space="0"/>
-          <w:bottom w:val="single" w:color="000000" w:sz="4" w:space="0"/>
-          <w:right w:val="single" w:color="000000" w:sz="4" w:space="0"/>
-          <w:insideH w:val="single" w:color="000000" w:sz="4" w:space="0"/>
-          <w:insideV w:val="single" w:color="000000" w:sz="4" w:space="0"/>
-        </w:tblBorders>
-        <w:tblLook w:val="04A0" w:firstRow="1" w:lastRow="0" w:firstColumn="1" w:lastColumn="0" w:noHBand="0" w:noVBand="1"/>
-      </w:tblPr>
-      <w:tblGrid>
-        <w:gridCol w:w="617"/>
-        <w:gridCol w:w="6092"/>
-        <w:gridCol w:w="1138"/>
-        <w:gridCol w:w="1389"/>
-      </w:tblGrid>
-      <w:tr>
-        <w:trPr>
-          <w:trHeight w:val="966"/>
-        </w:trPr>
-        <w:tc>
-          <w:tcPr>
-            <w:tcW w:w="509" w:type="dxa"/>
-          </w:tcPr>
-          <w:p>
-            <w:pPr>
-              <w:contextualSpacing/>
-              <w:jc w:val="both"/>
-              <w:rPr>
-                <w:rFonts w:ascii="Times New Roman" w:hAnsi="Times New Roman"/>
-                <w:b/>
-                <w:sz w:val="28"/>
-                <w:szCs w:val="28"/>
-              </w:rPr>
-            </w:pPr>
-            <w:r>
-              <w:rPr>
-                <w:rFonts w:ascii="Times New Roman" w:hAnsi="Times New Roman"/>
-                <w:b/>
-                <w:sz w:val="28"/>
-                <w:szCs w:val="28"/>
-              </w:rPr>
-              <w:t>№</w:t>
-            </w:r>
-          </w:p>
-          <w:p>
-            <w:pPr>
-              <w:contextualSpacing/>
-              <w:jc w:val="both"/>
-              <w:rPr>
-                <w:rFonts w:ascii="Times New Roman" w:hAnsi="Times New Roman"/>
-                <w:b/>
-                <w:sz w:val="28"/>
-                <w:szCs w:val="28"/>
-              </w:rPr>
-            </w:pPr>
-            <w:r>
-              <w:rPr>
-                <w:rFonts w:ascii="Times New Roman" w:hAnsi="Times New Roman"/>
-                <w:b/>
-                <w:sz w:val="28"/>
-                <w:szCs w:val="28"/>
-              </w:rPr>
-              <w:t>п\п</w:t>
-            </w:r>
-          </w:p>
-        </w:tc>
-        <w:tc>
-          <w:tcPr>
-            <w:tcW w:w="6106" w:type="dxa"/>
-          </w:tcPr>
-          <w:p>
-            <w:pPr>
-              <w:contextualSpacing/>
-              <w:jc w:val="center"/>
-              <w:rPr>
-                <w:rFonts w:ascii="Times New Roman" w:hAnsi="Times New Roman"/>
-                <w:b/>
-                <w:sz w:val="28"/>
-                <w:szCs w:val="28"/>
-              </w:rPr>
-            </w:pPr>
-            <w:r>
-              <w:rPr>
-                <w:rFonts w:ascii="Times New Roman" w:hAnsi="Times New Roman"/>
-                <w:b/>
-                <w:sz w:val="28"/>
-                <w:szCs w:val="28"/>
-              </w:rPr>
-              <w:t>Содержание разделов</w:t>
-            </w:r>
-          </w:p>
-        </w:tc>
-        <w:tc>
-          <w:tcPr>
-            <w:tcW w:w="1138" w:type="dxa"/>
-          </w:tcPr>
-          <w:p>
-            <w:pPr>
-              <w:contextualSpacing/>
-              <w:jc w:val="center"/>
-              <w:rPr>
-                <w:rFonts w:ascii="Times New Roman" w:hAnsi="Times New Roman"/>
-                <w:b/>
-                <w:sz w:val="28"/>
-                <w:szCs w:val="28"/>
-              </w:rPr>
-            </w:pPr>
-            <w:r>
-              <w:rPr>
-                <w:rFonts w:ascii="Times New Roman" w:hAnsi="Times New Roman"/>
-                <w:b/>
-                <w:sz w:val="28"/>
-                <w:szCs w:val="28"/>
-              </w:rPr>
-              <w:t>Срок</w:t>
-            </w:r>
-          </w:p>
-          <w:p>
-            <w:pPr>
-              <w:contextualSpacing/>
-              <w:jc w:val="center"/>
-              <w:rPr>
-                <w:rFonts w:ascii="Times New Roman" w:hAnsi="Times New Roman"/>
-                <w:b/>
-                <w:sz w:val="28"/>
-                <w:szCs w:val="28"/>
-              </w:rPr>
-            </w:pPr>
-            <w:r>
-              <w:rPr>
-                <w:rFonts w:ascii="Times New Roman" w:hAnsi="Times New Roman"/>
-                <w:b/>
-                <w:sz w:val="28"/>
-                <w:szCs w:val="28"/>
-              </w:rPr>
-              <w:t>выпол-</w:t>
-            </w:r>
-          </w:p>
-          <w:p>
-            <w:pPr>
-              <w:contextualSpacing/>
-              <w:jc w:val="center"/>
-              <w:rPr>
-                <w:rFonts w:ascii="Times New Roman" w:hAnsi="Times New Roman"/>
-                <w:b/>
-                <w:sz w:val="28"/>
-                <w:szCs w:val="28"/>
-              </w:rPr>
-            </w:pPr>
-            <w:r>
-              <w:rPr>
-                <w:rFonts w:ascii="Times New Roman" w:hAnsi="Times New Roman"/>
-                <w:b/>
-                <w:sz w:val="28"/>
-                <w:szCs w:val="28"/>
-              </w:rPr>
-              <w:t>нения</w:t>
-            </w:r>
-          </w:p>
-        </w:tc>
-        <w:tc>
-          <w:tcPr>
-            <w:tcW w:w="1389" w:type="dxa"/>
-          </w:tcPr>
-          <w:p>
-            <w:pPr>
-              <w:contextualSpacing/>
-              <w:jc w:val="center"/>
-              <w:rPr>
-                <w:rFonts w:ascii="Times New Roman" w:hAnsi="Times New Roman"/>
-                <w:b/>
-                <w:sz w:val="28"/>
-                <w:szCs w:val="28"/>
-              </w:rPr>
-            </w:pPr>
-            <w:r>
-              <w:rPr>
-                <w:rFonts w:ascii="Times New Roman" w:hAnsi="Times New Roman"/>
-                <w:b/>
-                <w:sz w:val="28"/>
-                <w:szCs w:val="28"/>
-              </w:rPr>
-              <w:t>Трудоём-</w:t>
-            </w:r>
-          </w:p>
-          <w:p>
-            <w:pPr>
-              <w:contextualSpacing/>
-              <w:jc w:val="center"/>
-              <w:rPr>
-                <w:rFonts w:ascii="Times New Roman" w:hAnsi="Times New Roman"/>
-                <w:b/>
-                <w:sz w:val="28"/>
-                <w:szCs w:val="28"/>
-                <w:lang w:val="en-US"/>
-              </w:rPr>
-            </w:pPr>
-            <w:r>
-              <w:rPr>
-                <w:rFonts w:ascii="Times New Roman" w:hAnsi="Times New Roman"/>
-                <w:b/>
-                <w:sz w:val="28"/>
-                <w:szCs w:val="28"/>
-              </w:rPr>
-              <w:t>к</w:t>
-            </w:r>
-            <w:r>
-              <w:rPr>
-                <w:rFonts w:ascii="Times New Roman" w:hAnsi="Times New Roman"/>
-                <w:b/>
-                <w:sz w:val="28"/>
-                <w:szCs w:val="28"/>
-              </w:rPr>
-              <w:t>ость</w:t>
-            </w:r>
-            <w:r>
-              <w:rPr>
-                <w:rFonts w:ascii="Times New Roman" w:hAnsi="Times New Roman"/>
-                <w:b/>
-                <w:sz w:val="28"/>
-                <w:szCs w:val="28"/>
-              </w:rPr>
-              <w:t>,</w:t>
-            </w:r>
-          </w:p>
-          <w:p>
-            <w:pPr>
-              <w:contextualSpacing/>
-              <w:jc w:val="center"/>
-              <w:rPr>
-                <w:rFonts w:ascii="Times New Roman" w:hAnsi="Times New Roman"/>
-                <w:b/>
-                <w:sz w:val="28"/>
-                <w:szCs w:val="28"/>
-              </w:rPr>
-            </w:pPr>
-            <w:r>
-              <w:rPr>
-                <w:rFonts w:ascii="Times New Roman" w:hAnsi="Times New Roman"/>
-                <w:b/>
-                <w:sz w:val="28"/>
-                <w:szCs w:val="28"/>
-              </w:rPr>
-              <w:t>%</w:t>
-            </w:r>
-          </w:p>
-        </w:tc>
-      </w:tr>
-      <w:tr>
-        <w:trPr>
-          <w:trHeight w:val="3857"/>
-        </w:trPr>
-        <w:tc>
-          <w:tcPr>
-            <w:tcW w:w="509" w:type="dxa"/>
-          </w:tcPr>
-          <w:p>
-            <w:pPr>
-              <w:spacing w:line="360" w:lineRule="auto"/>
-              <w:contextualSpacing/>
-              <w:jc w:val="center"/>
-              <w:rPr>
-                <w:rFonts w:ascii="Times New Roman" w:hAnsi="Times New Roman"/>
-                <w:sz w:val="28"/>
-                <w:szCs w:val="28"/>
-              </w:rPr>
-            </w:pPr>
-            <w:r>
-              <w:rPr>
-                <w:rFonts w:ascii="Times New Roman" w:hAnsi="Times New Roman"/>
-                <w:sz w:val="28"/>
-                <w:szCs w:val="28"/>
-                <w:lang w:val="en-US"/>
-              </w:rPr>
-              <w:t>I</w:t>
-            </w:r>
-            <w:r>
-              <w:rPr>
-                <w:rFonts w:ascii="Times New Roman" w:hAnsi="Times New Roman"/>
-                <w:sz w:val="28"/>
-                <w:szCs w:val="28"/>
-              </w:rPr>
-              <w:t>.</w:t>
-            </w:r>
-          </w:p>
-        </w:tc>
-        <w:tc>
-          <w:tcPr>
-            <w:tcW w:w="6106" w:type="dxa"/>
-          </w:tcPr>
-          <w:p>
-            <w:pPr>
-              <w:spacing w:line="360" w:lineRule="auto"/>
-              <w:contextualSpacing/>
-              <w:jc w:val="center"/>
-              <w:rPr>
-                <w:rFonts w:ascii="Times New Roman" w:hAnsi="Times New Roman"/>
-                <w:sz w:val="28"/>
-                <w:szCs w:val="28"/>
-              </w:rPr>
-            </w:pPr>
-          </w:p>
-          <w:p>
-            <w:pPr>
-              <w:spacing w:line="360" w:lineRule="auto"/>
-              <w:contextualSpacing/>
-              <w:jc w:val="center"/>
-              <w:rPr>
-                <w:rFonts w:ascii="Times New Roman" w:hAnsi="Times New Roman"/>
-                <w:sz w:val="28"/>
-                <w:szCs w:val="28"/>
-              </w:rPr>
-            </w:pPr>
-          </w:p>
-          <w:p>
-            <w:pPr>
-              <w:spacing w:line="360" w:lineRule="auto"/>
-              <w:contextualSpacing/>
-              <w:jc w:val="center"/>
-              <w:rPr>
-                <w:rFonts w:ascii="Times New Roman" w:hAnsi="Times New Roman"/>
-                <w:sz w:val="28"/>
-                <w:szCs w:val="28"/>
-              </w:rPr>
-            </w:pPr>
-          </w:p>
-          <w:p>
-            <w:pPr>
-              <w:spacing w:line="360" w:lineRule="auto"/>
-              <w:contextualSpacing/>
-              <w:jc w:val="center"/>
-              <w:rPr>
-                <w:rFonts w:ascii="Times New Roman" w:hAnsi="Times New Roman"/>
-                <w:sz w:val="28"/>
-                <w:szCs w:val="28"/>
-              </w:rPr>
-            </w:pPr>
-          </w:p>
-          <w:p>
-            <w:pPr>
-              <w:spacing w:line="360" w:lineRule="auto"/>
-              <w:contextualSpacing/>
-              <w:jc w:val="center"/>
-              <w:rPr>
-                <w:rFonts w:ascii="Times New Roman" w:hAnsi="Times New Roman"/>
-                <w:sz w:val="28"/>
-                <w:szCs w:val="28"/>
-              </w:rPr>
-            </w:pPr>
-          </w:p>
-          <w:p>
-            <w:pPr>
-              <w:spacing w:line="360" w:lineRule="auto"/>
-              <w:contextualSpacing/>
-              <w:jc w:val="center"/>
-              <w:rPr>
-                <w:rFonts w:ascii="Times New Roman" w:hAnsi="Times New Roman"/>
-                <w:sz w:val="28"/>
-                <w:szCs w:val="28"/>
-                <w:lang w:val="en-US"/>
-              </w:rPr>
-            </w:pPr>
-          </w:p>
-          <w:p>
-            <w:pPr>
-              <w:spacing w:line="360" w:lineRule="auto"/>
-              <w:contextualSpacing/>
-              <w:jc w:val="center"/>
-              <w:rPr>
-                <w:rFonts w:ascii="Times New Roman" w:hAnsi="Times New Roman"/>
-                <w:sz w:val="28"/>
-                <w:szCs w:val="28"/>
-              </w:rPr>
-            </w:pPr>
-          </w:p>
-          <w:p>
-            <w:pPr>
-              <w:spacing w:line="360" w:lineRule="auto"/>
-              <w:contextualSpacing/>
-              <w:jc w:val="center"/>
-              <w:rPr>
-                <w:rFonts w:ascii="Times New Roman" w:hAnsi="Times New Roman"/>
-                <w:sz w:val="28"/>
-                <w:szCs w:val="28"/>
-              </w:rPr>
-            </w:pPr>
-          </w:p>
-        </w:tc>
-        <w:tc>
-          <w:tcPr>
-            <w:tcW w:w="1138" w:type="dxa"/>
-          </w:tcPr>
-          <w:p>
-            <w:pPr>
-              <w:spacing w:line="360" w:lineRule="auto"/>
-              <w:contextualSpacing/>
-              <w:jc w:val="center"/>
-              <w:rPr>
-                <w:rFonts w:ascii="Times New Roman" w:hAnsi="Times New Roman"/>
-                <w:sz w:val="28"/>
-                <w:szCs w:val="28"/>
-              </w:rPr>
-            </w:pPr>
-          </w:p>
-        </w:tc>
-        <w:tc>
-          <w:tcPr>
-            <w:tcW w:w="1389" w:type="dxa"/>
-          </w:tcPr>
-          <w:p>
-            <w:pPr>
-              <w:spacing w:line="360" w:lineRule="auto"/>
-              <w:contextualSpacing/>
-              <w:jc w:val="center"/>
-              <w:rPr>
-                <w:rFonts w:ascii="Times New Roman" w:hAnsi="Times New Roman"/>
-                <w:sz w:val="28"/>
-                <w:szCs w:val="28"/>
-              </w:rPr>
-            </w:pPr>
-          </w:p>
-        </w:tc>
-      </w:tr>
-      <w:tr>
-        <w:trPr>
-          <w:trHeight w:val="2871"/>
-        </w:trPr>
-        <w:tc>
-          <w:tcPr>
-            <w:tcW w:w="509" w:type="dxa"/>
-          </w:tcPr>
-          <w:p>
-            <w:pPr>
-              <w:spacing w:line="360" w:lineRule="auto"/>
-              <w:contextualSpacing/>
-              <w:jc w:val="center"/>
-              <w:rPr>
-                <w:rFonts w:ascii="Times New Roman" w:hAnsi="Times New Roman"/>
-                <w:sz w:val="28"/>
-                <w:szCs w:val="28"/>
-              </w:rPr>
-            </w:pPr>
-            <w:r>
-              <w:rPr>
-                <w:rFonts w:ascii="Times New Roman" w:hAnsi="Times New Roman"/>
-                <w:sz w:val="28"/>
-                <w:szCs w:val="28"/>
-                <w:lang w:val="en-US"/>
-              </w:rPr>
-              <w:t>II</w:t>
-            </w:r>
-            <w:r>
-              <w:rPr>
-                <w:rFonts w:ascii="Times New Roman" w:hAnsi="Times New Roman"/>
-                <w:sz w:val="28"/>
-                <w:szCs w:val="28"/>
-              </w:rPr>
-              <w:t>.</w:t>
-            </w:r>
-          </w:p>
-        </w:tc>
-        <w:tc>
-          <w:tcPr>
-            <w:tcW w:w="6106" w:type="dxa"/>
-          </w:tcPr>
-          <w:p>
-            <w:pPr>
-              <w:spacing w:line="360" w:lineRule="auto"/>
-              <w:contextualSpacing/>
-              <w:jc w:val="center"/>
-              <w:rPr>
-                <w:rFonts w:ascii="Times New Roman" w:hAnsi="Times New Roman"/>
-                <w:sz w:val="28"/>
-                <w:szCs w:val="28"/>
-              </w:rPr>
-            </w:pPr>
-          </w:p>
-          <w:p>
-            <w:pPr>
-              <w:spacing w:line="360" w:lineRule="auto"/>
-              <w:contextualSpacing/>
-              <w:jc w:val="center"/>
-              <w:rPr>
-                <w:rFonts w:ascii="Times New Roman" w:hAnsi="Times New Roman"/>
-                <w:sz w:val="28"/>
-                <w:szCs w:val="28"/>
-              </w:rPr>
-            </w:pPr>
-          </w:p>
-          <w:p>
-            <w:pPr>
-              <w:spacing w:line="360" w:lineRule="auto"/>
-              <w:contextualSpacing/>
-              <w:jc w:val="center"/>
-              <w:rPr>
-                <w:rFonts w:ascii="Times New Roman" w:hAnsi="Times New Roman"/>
-                <w:sz w:val="28"/>
-                <w:szCs w:val="28"/>
-              </w:rPr>
-            </w:pPr>
-          </w:p>
-          <w:p>
-            <w:pPr>
-              <w:spacing w:line="360" w:lineRule="auto"/>
-              <w:contextualSpacing/>
-              <w:jc w:val="center"/>
-              <w:rPr>
-                <w:rFonts w:ascii="Times New Roman" w:hAnsi="Times New Roman"/>
-                <w:sz w:val="28"/>
-                <w:szCs w:val="28"/>
-              </w:rPr>
-            </w:pPr>
-          </w:p>
-          <w:p>
-            <w:pPr>
-              <w:spacing w:line="360" w:lineRule="auto"/>
-              <w:contextualSpacing/>
-              <w:jc w:val="center"/>
-              <w:rPr>
-                <w:rFonts w:ascii="Times New Roman" w:hAnsi="Times New Roman"/>
-                <w:sz w:val="28"/>
-                <w:szCs w:val="28"/>
-              </w:rPr>
-            </w:pPr>
-          </w:p>
-          <w:p>
-            <w:pPr>
-              <w:spacing w:line="360" w:lineRule="auto"/>
-              <w:contextualSpacing/>
-              <w:jc w:val="center"/>
-              <w:rPr>
-                <w:rFonts w:ascii="Times New Roman" w:hAnsi="Times New Roman"/>
-                <w:sz w:val="28"/>
-                <w:szCs w:val="28"/>
-              </w:rPr>
-            </w:pPr>
-          </w:p>
-        </w:tc>
-        <w:tc>
-          <w:tcPr>
-            <w:tcW w:w="1138" w:type="dxa"/>
-          </w:tcPr>
-          <w:p>
-            <w:pPr>
-              <w:spacing w:line="360" w:lineRule="auto"/>
-              <w:contextualSpacing/>
-              <w:jc w:val="center"/>
-              <w:rPr>
-                <w:rFonts w:ascii="Times New Roman" w:hAnsi="Times New Roman"/>
-                <w:sz w:val="28"/>
-                <w:szCs w:val="28"/>
-              </w:rPr>
-            </w:pPr>
-          </w:p>
-        </w:tc>
-        <w:tc>
-          <w:tcPr>
-            <w:tcW w:w="1389" w:type="dxa"/>
-          </w:tcPr>
-          <w:p>
-            <w:pPr>
-              <w:spacing w:line="360" w:lineRule="auto"/>
-              <w:contextualSpacing/>
-              <w:jc w:val="center"/>
-              <w:rPr>
-                <w:rFonts w:ascii="Times New Roman" w:hAnsi="Times New Roman"/>
-                <w:sz w:val="28"/>
-                <w:szCs w:val="28"/>
-              </w:rPr>
-            </w:pPr>
-          </w:p>
-        </w:tc>
-      </w:tr>
-      <w:tr>
-        <w:trPr>
-          <w:trHeight w:val="1729"/>
-        </w:trPr>
-        <w:tc>
-          <w:tcPr>
-            <w:tcW w:w="509" w:type="dxa"/>
-          </w:tcPr>
-          <w:p>
-            <w:pPr>
-              <w:spacing w:line="360" w:lineRule="auto"/>
-              <w:contextualSpacing/>
-              <w:jc w:val="center"/>
-              <w:rPr>
-                <w:rFonts w:ascii="Times New Roman" w:hAnsi="Times New Roman"/>
-                <w:sz w:val="28"/>
-                <w:szCs w:val="28"/>
-              </w:rPr>
-            </w:pPr>
-            <w:r>
-              <w:rPr>
-                <w:rFonts w:ascii="Times New Roman" w:hAnsi="Times New Roman"/>
-                <w:sz w:val="28"/>
-                <w:szCs w:val="28"/>
-                <w:lang w:val="en-US"/>
-              </w:rPr>
-              <w:t>III</w:t>
-            </w:r>
-            <w:r>
-              <w:rPr>
-                <w:rFonts w:ascii="Times New Roman" w:hAnsi="Times New Roman"/>
-                <w:sz w:val="28"/>
-                <w:szCs w:val="28"/>
-              </w:rPr>
-              <w:t>.</w:t>
-            </w:r>
-          </w:p>
-        </w:tc>
-        <w:tc>
-          <w:tcPr>
-            <w:tcW w:w="6106" w:type="dxa"/>
-          </w:tcPr>
-          <w:p>
-            <w:pPr>
-              <w:spacing w:line="360" w:lineRule="auto"/>
-              <w:contextualSpacing/>
-              <w:jc w:val="center"/>
-              <w:rPr>
-                <w:rFonts w:ascii="Times New Roman" w:hAnsi="Times New Roman"/>
-                <w:sz w:val="28"/>
-                <w:szCs w:val="28"/>
-              </w:rPr>
-            </w:pPr>
-          </w:p>
-          <w:p>
-            <w:pPr>
-              <w:spacing w:line="360" w:lineRule="auto"/>
-              <w:contextualSpacing/>
-              <w:jc w:val="center"/>
-              <w:rPr>
-                <w:rFonts w:ascii="Times New Roman" w:hAnsi="Times New Roman"/>
-                <w:sz w:val="28"/>
-                <w:szCs w:val="28"/>
-              </w:rPr>
-            </w:pPr>
-          </w:p>
-          <w:p>
-            <w:pPr>
-              <w:spacing w:line="360" w:lineRule="auto"/>
-              <w:contextualSpacing/>
-              <w:jc w:val="center"/>
-              <w:rPr>
-                <w:rFonts w:ascii="Times New Roman" w:hAnsi="Times New Roman"/>
-                <w:sz w:val="28"/>
-                <w:szCs w:val="28"/>
-              </w:rPr>
-            </w:pPr>
-          </w:p>
-        </w:tc>
-        <w:tc>
-          <w:tcPr>
-            <w:tcW w:w="1138" w:type="dxa"/>
-          </w:tcPr>
-          <w:p>
-            <w:pPr>
-              <w:spacing w:line="360" w:lineRule="auto"/>
-              <w:contextualSpacing/>
-              <w:jc w:val="center"/>
-              <w:rPr>
-                <w:rFonts w:ascii="Times New Roman" w:hAnsi="Times New Roman"/>
-                <w:sz w:val="28"/>
-                <w:szCs w:val="28"/>
-              </w:rPr>
-            </w:pPr>
-          </w:p>
-        </w:tc>
-        <w:tc>
-          <w:tcPr>
-            <w:tcW w:w="1389" w:type="dxa"/>
-          </w:tcPr>
-          <w:p>
-            <w:pPr>
-              <w:spacing w:line="360" w:lineRule="auto"/>
-              <w:contextualSpacing/>
-              <w:jc w:val="center"/>
-              <w:rPr>
-                <w:rFonts w:ascii="Times New Roman" w:hAnsi="Times New Roman"/>
-                <w:sz w:val="28"/>
-                <w:szCs w:val="28"/>
-              </w:rPr>
-            </w:pPr>
-          </w:p>
-        </w:tc>
-      </w:tr>
-      <w:tr>
-        <w:trPr>
-          <w:trHeight w:val="2930"/>
-        </w:trPr>
-        <w:tc>
-          <w:tcPr>
-            <w:tcW w:w="509" w:type="dxa"/>
-          </w:tcPr>
-          <w:p>
-            <w:pPr>
-              <w:spacing w:line="360" w:lineRule="auto"/>
-              <w:contextualSpacing/>
-              <w:jc w:val="center"/>
-              <w:rPr>
-                <w:rFonts w:ascii="Times New Roman" w:hAnsi="Times New Roman"/>
-                <w:sz w:val="28"/>
-                <w:szCs w:val="28"/>
-              </w:rPr>
-            </w:pPr>
-            <w:r>
-              <w:rPr>
-                <w:rFonts w:ascii="Times New Roman" w:hAnsi="Times New Roman"/>
-                <w:sz w:val="28"/>
-                <w:szCs w:val="28"/>
-                <w:lang w:val="en-US"/>
-              </w:rPr>
-              <w:t>IV</w:t>
-            </w:r>
-            <w:r>
-              <w:rPr>
-                <w:rFonts w:ascii="Times New Roman" w:hAnsi="Times New Roman"/>
-                <w:sz w:val="28"/>
-                <w:szCs w:val="28"/>
-              </w:rPr>
-              <w:t>.</w:t>
-            </w:r>
-          </w:p>
-        </w:tc>
-        <w:tc>
-          <w:tcPr>
-            <w:tcW w:w="6106" w:type="dxa"/>
-          </w:tcPr>
-          <w:p>
-            <w:pPr>
-              <w:spacing w:line="360" w:lineRule="auto"/>
-              <w:contextualSpacing/>
-              <w:jc w:val="center"/>
-              <w:rPr>
-                <w:rFonts w:ascii="Times New Roman" w:hAnsi="Times New Roman"/>
-                <w:sz w:val="28"/>
-                <w:szCs w:val="28"/>
-              </w:rPr>
-            </w:pPr>
-            <w:r>
-              <w:rPr>
-                <w:rFonts w:ascii="Times New Roman" w:hAnsi="Times New Roman"/>
-                <w:sz w:val="28"/>
-                <w:szCs w:val="28"/>
-              </w:rPr>
-              <w:t xml:space="preserve">Оформление </w:t>
-            </w:r>
-            <w:r>
-              <w:rPr>
-                <w:rFonts w:ascii="Times New Roman" w:hAnsi="Times New Roman"/>
-                <w:sz w:val="28"/>
-                <w:szCs w:val="28"/>
-              </w:rPr>
-              <w:t>ВКР</w:t>
-            </w:r>
-          </w:p>
-          <w:p>
-            <w:pPr>
-              <w:spacing w:line="360" w:lineRule="auto"/>
-              <w:contextualSpacing/>
-              <w:jc w:val="center"/>
-              <w:rPr>
-                <w:rFonts w:ascii="Times New Roman" w:hAnsi="Times New Roman"/>
-                <w:sz w:val="28"/>
-                <w:szCs w:val="28"/>
-              </w:rPr>
-            </w:pPr>
-          </w:p>
-          <w:p>
-            <w:pPr>
-              <w:spacing w:line="360" w:lineRule="auto"/>
-              <w:contextualSpacing/>
-              <w:jc w:val="center"/>
-              <w:rPr>
-                <w:rFonts w:ascii="Times New Roman" w:hAnsi="Times New Roman"/>
-                <w:sz w:val="28"/>
-                <w:szCs w:val="28"/>
-              </w:rPr>
-            </w:pPr>
-          </w:p>
-          <w:p>
-            <w:pPr>
-              <w:spacing w:line="360" w:lineRule="auto"/>
-              <w:contextualSpacing/>
-              <w:jc w:val="center"/>
-              <w:rPr>
-                <w:rFonts w:ascii="Times New Roman" w:hAnsi="Times New Roman"/>
-                <w:sz w:val="28"/>
-                <w:szCs w:val="28"/>
-              </w:rPr>
-            </w:pPr>
-          </w:p>
-          <w:p>
-            <w:pPr>
-              <w:spacing w:line="360" w:lineRule="auto"/>
-              <w:contextualSpacing/>
-              <w:jc w:val="center"/>
-              <w:rPr>
-                <w:rFonts w:ascii="Times New Roman" w:hAnsi="Times New Roman"/>
-                <w:sz w:val="28"/>
-                <w:szCs w:val="28"/>
-              </w:rPr>
-            </w:pPr>
-          </w:p>
-          <w:p>
-            <w:pPr>
-              <w:spacing w:line="360" w:lineRule="auto"/>
-              <w:contextualSpacing/>
-              <w:jc w:val="center"/>
-              <w:rPr>
-                <w:rFonts w:ascii="Times New Roman" w:hAnsi="Times New Roman"/>
-                <w:sz w:val="28"/>
-                <w:szCs w:val="28"/>
-              </w:rPr>
-            </w:pPr>
-          </w:p>
-        </w:tc>
-        <w:tc>
-          <w:tcPr>
-            <w:tcW w:w="1138" w:type="dxa"/>
-          </w:tcPr>
-          <w:p>
-            <w:pPr>
-              <w:spacing w:line="360" w:lineRule="auto"/>
-              <w:contextualSpacing/>
-              <w:jc w:val="center"/>
-              <w:rPr>
-                <w:rFonts w:ascii="Times New Roman" w:hAnsi="Times New Roman"/>
-                <w:sz w:val="28"/>
-                <w:szCs w:val="28"/>
-              </w:rPr>
-            </w:pPr>
-          </w:p>
-        </w:tc>
-        <w:tc>
-          <w:tcPr>
-            <w:tcW w:w="1389" w:type="dxa"/>
-          </w:tcPr>
-          <w:p>
-            <w:pPr>
-              <w:spacing w:line="360" w:lineRule="auto"/>
-              <w:contextualSpacing/>
-              <w:jc w:val="center"/>
-              <w:rPr>
-                <w:rFonts w:ascii="Times New Roman" w:hAnsi="Times New Roman"/>
-                <w:sz w:val="28"/>
-                <w:szCs w:val="28"/>
-              </w:rPr>
-            </w:pPr>
-          </w:p>
-        </w:tc>
-      </w:tr>
-    </w:tbl>
-    <w:p>
-      <w:pPr>
-        <w:rPr>
-          <w:rFonts w:ascii="Times New Roman" w:hAnsi="Times New Roman"/>
-          <w:b/>
-          <w:sz w:val="28"/>
-          <w:szCs w:val="28"/>
-        </w:rPr>
-      </w:pPr>
-      <w:r>
-        <w:rPr>
-          <w:rFonts w:ascii="Times New Roman" w:hAnsi="Times New Roman"/>
-          <w:b/>
-          <w:sz w:val="28"/>
-          <w:szCs w:val="28"/>
-        </w:rPr>
-        <w:br w:type="page"/>
-      </w:r>
-    </w:p>
-    <w:p>
-      <w:pPr>
-        <w:pStyle w:val="ac"/>
-        <w:numPr>
-          <w:ilvl w:val="0"/>
-          <w:numId w:val="2"/>
-        </w:numPr>
-        <w:spacing w:line="360" w:lineRule="auto"/>
-        <w:jc w:val="both"/>
-        <w:rPr>
-          <w:rFonts w:ascii="Times New Roman" w:hAnsi="Times New Roman"/>
-          <w:b/>
-          <w:sz w:val="28"/>
-          <w:szCs w:val="28"/>
-        </w:rPr>
-      </w:pPr>
-      <w:r>
-        <w:rPr>
-          <w:rFonts w:ascii="Times New Roman" w:hAnsi="Times New Roman"/>
-          <w:b/>
-          <w:sz w:val="28"/>
-          <w:szCs w:val="28"/>
-        </w:rPr>
-        <w:lastRenderedPageBreak/>
-        <w:t>Консультации</w:t>
-      </w:r>
-      <w:r>
-        <w:rPr>
-          <w:rFonts w:ascii="Times New Roman" w:hAnsi="Times New Roman"/>
-          <w:b/>
-          <w:sz w:val="28"/>
-          <w:szCs w:val="28"/>
-        </w:rPr>
-        <w:t xml:space="preserve"> по ВКР</w:t>
-      </w:r>
-      <w:r>
-        <w:rPr>
-          <w:rFonts w:ascii="Times New Roman" w:hAnsi="Times New Roman"/>
-          <w:b/>
-          <w:sz w:val="28"/>
-          <w:szCs w:val="28"/>
-        </w:rPr>
-        <w:t xml:space="preserve"> (консультант)</w:t>
-      </w:r>
-    </w:p>
-    <w:tbl>
-      <w:tblPr>
-        <w:tblW w:w="0" w:type="auto"/>
-        <w:tblInd w:w="108" w:type="dxa"/>
-        <w:tblBorders>
-          <w:top w:val="single" w:color="auto" w:sz="4" w:space="0"/>
-          <w:bottom w:val="single" w:color="auto" w:sz="4" w:space="0"/>
-          <w:insideH w:val="single" w:color="auto" w:sz="4" w:space="0"/>
-          <w:insideV w:val="single" w:color="auto" w:sz="4" w:space="0"/>
-        </w:tblBorders>
-        <w:tblLook w:val="04A0" w:firstRow="1" w:lastRow="0" w:firstColumn="1" w:lastColumn="0" w:noHBand="0" w:noVBand="1"/>
-      </w:tblPr>
-      <w:tblGrid>
-        <w:gridCol w:w="4712"/>
-        <w:gridCol w:w="306"/>
-        <w:gridCol w:w="2671"/>
-        <w:gridCol w:w="283"/>
-        <w:gridCol w:w="1274"/>
-      </w:tblGrid>
-      <w:tr>
-        <w:trPr>
-          <w:trHeight w:val="153"/>
-        </w:trPr>
-        <w:tc>
-          <w:tcPr>
-            <w:tcW w:w="9246" w:type="dxa"/>
-            <w:gridSpan w:val="5"/>
-            <w:tcBorders>
-              <w:top w:val="nil"/>
-              <w:bottom w:val="nil"/>
-            </w:tcBorders>
-          </w:tcPr>
-          <w:p>
-            <w:pPr>
-              <w:tabs>
-                <w:tab w:val="left" w:pos="1440"/>
-              </w:tabs>
-              <w:rPr>
-                <w:rFonts w:ascii="Times New Roman" w:hAnsi="Times New Roman" w:eastAsia="Calibri" w:cs="Times New Roman"/>
-                <w:b/>
-                <w:sz w:val="28"/>
-                <w:szCs w:val="28"/>
-              </w:rPr>
-            </w:pPr>
-            <w:bookmarkStart w:name="OLE_LINK1" w:id="0"/>
-            <w:bookmarkStart w:name="OLE_LINK2" w:id="1"/>
-            <w:bookmarkStart w:name="OLE_LINK3" w:id="2"/>
-            <w:r>
-              <w:rPr>
-                <w:rFonts w:ascii="Times New Roman" w:hAnsi="Times New Roman" w:eastAsia="Calibri" w:cs="Times New Roman"/>
-                <w:b/>
-                <w:sz w:val="28"/>
-                <w:szCs w:val="28"/>
-              </w:rPr>
-              <w:t>Перечень разделов и заданий</w:t>
-            </w:r>
-            <w:bookmarkEnd w:id="0"/>
-            <w:bookmarkEnd w:id="1"/>
-            <w:bookmarkEnd w:id="2"/>
-            <w:r>
-              <w:rPr>
-                <w:rFonts w:ascii="Times New Roman" w:hAnsi="Times New Roman" w:eastAsia="Calibri" w:cs="Times New Roman"/>
-                <w:b/>
-                <w:sz w:val="28"/>
-                <w:szCs w:val="28"/>
-              </w:rPr>
-              <w:t>:</w:t>
-            </w:r>
-          </w:p>
-        </w:tc>
-      </w:tr>
-      <w:tr>
-        <w:trPr>
-          <w:trHeight w:val="1701"/>
-        </w:trPr>
-        <w:tc>
-          <w:tcPr>
-            <w:tcW w:w="9246" w:type="dxa"/>
-            <w:gridSpan w:val="5"/>
-            <w:tcBorders>
-              <w:top w:val="nil"/>
-              <w:bottom w:val="nil"/>
-            </w:tcBorders>
-          </w:tcPr>
-          <w:p>
-            <w:pPr>
-              <w:tabs>
-                <w:tab w:val="left" w:pos="1440"/>
-              </w:tabs>
-              <w:rPr>
-                <w:rFonts w:ascii="Times New Roman" w:hAnsi="Times New Roman" w:eastAsia="Calibri" w:cs="Times New Roman"/>
-                <w:sz w:val="16"/>
-                <w:szCs w:val="16"/>
-              </w:rPr>
-            </w:pPr>
-          </w:p>
-        </w:tc>
-      </w:tr>
-      <w:tr>
-        <w:trPr>
-          <w:trHeight w:val="82"/>
-        </w:trPr>
-        <w:tc>
-          <w:tcPr>
-            <w:tcW w:w="4712" w:type="dxa"/>
-            <w:tcBorders>
-              <w:top w:val="nil"/>
-              <w:bottom w:val="single" w:color="auto" w:sz="4" w:space="0"/>
-              <w:right w:val="nil"/>
-            </w:tcBorders>
-          </w:tcPr>
-          <w:p>
-            <w:pPr>
-              <w:tabs>
-                <w:tab w:val="left" w:pos="1440"/>
-              </w:tabs>
-              <w:jc w:val="center"/>
-              <w:rPr>
-                <w:rFonts w:ascii="Times New Roman" w:hAnsi="Times New Roman" w:eastAsia="Calibri" w:cs="Times New Roman"/>
-                <w:sz w:val="28"/>
-                <w:szCs w:val="28"/>
-              </w:rPr>
-            </w:pPr>
-          </w:p>
-        </w:tc>
-        <w:tc>
-          <w:tcPr>
-            <w:tcW w:w="306" w:type="dxa"/>
-            <w:tcBorders>
-              <w:top w:val="nil"/>
-              <w:left w:val="nil"/>
-              <w:bottom w:val="nil"/>
-              <w:right w:val="nil"/>
-            </w:tcBorders>
-          </w:tcPr>
-          <w:p>
-            <w:pPr>
-              <w:tabs>
-                <w:tab w:val="left" w:pos="1440"/>
-              </w:tabs>
-              <w:rPr>
-                <w:rFonts w:ascii="Times New Roman" w:hAnsi="Times New Roman" w:eastAsia="Calibri" w:cs="Times New Roman"/>
-                <w:sz w:val="28"/>
-                <w:szCs w:val="28"/>
-              </w:rPr>
-            </w:pPr>
-          </w:p>
-        </w:tc>
-        <w:tc>
-          <w:tcPr>
-            <w:tcW w:w="2671" w:type="dxa"/>
-            <w:tcBorders>
-              <w:top w:val="nil"/>
-              <w:left w:val="nil"/>
-              <w:bottom w:val="single" w:color="auto" w:sz="4" w:space="0"/>
-              <w:right w:val="nil"/>
-            </w:tcBorders>
-          </w:tcPr>
-          <w:p>
-            <w:pPr>
-              <w:tabs>
-                <w:tab w:val="left" w:pos="1440"/>
-              </w:tabs>
-              <w:rPr>
-                <w:rFonts w:ascii="Times New Roman" w:hAnsi="Times New Roman" w:eastAsia="Calibri" w:cs="Times New Roman"/>
-                <w:sz w:val="28"/>
-                <w:szCs w:val="28"/>
-              </w:rPr>
-            </w:pPr>
-          </w:p>
-        </w:tc>
-        <w:tc>
-          <w:tcPr>
-            <w:tcW w:w="283" w:type="dxa"/>
-            <w:tcBorders>
-              <w:top w:val="nil"/>
-              <w:left w:val="nil"/>
-              <w:bottom w:val="nil"/>
-              <w:right w:val="nil"/>
-            </w:tcBorders>
-          </w:tcPr>
-          <w:p>
-            <w:pPr>
-              <w:tabs>
-                <w:tab w:val="left" w:pos="1440"/>
-              </w:tabs>
-              <w:rPr>
-                <w:rFonts w:ascii="Times New Roman" w:hAnsi="Times New Roman" w:eastAsia="Calibri" w:cs="Times New Roman"/>
-                <w:sz w:val="28"/>
-                <w:szCs w:val="28"/>
-              </w:rPr>
-            </w:pPr>
-          </w:p>
-        </w:tc>
-        <w:tc>
-          <w:tcPr>
-            <w:tcW w:w="1274" w:type="dxa"/>
-            <w:tcBorders>
-              <w:top w:val="nil"/>
-              <w:left w:val="nil"/>
-              <w:bottom w:val="single" w:color="auto" w:sz="4" w:space="0"/>
-            </w:tcBorders>
-          </w:tcPr>
-          <w:p>
-            <w:pPr>
-              <w:tabs>
-                <w:tab w:val="left" w:pos="1440"/>
-              </w:tabs>
-              <w:rPr>
-                <w:rFonts w:ascii="Times New Roman" w:hAnsi="Times New Roman" w:eastAsia="Calibri" w:cs="Times New Roman"/>
-                <w:sz w:val="28"/>
-                <w:szCs w:val="28"/>
-              </w:rPr>
-            </w:pPr>
-          </w:p>
-        </w:tc>
-      </w:tr>
-      <w:tr>
-        <w:trPr>
-          <w:trHeight w:val="190"/>
-        </w:trPr>
-        <w:tc>
-          <w:tcPr>
-            <w:tcW w:w="4712" w:type="dxa"/>
-            <w:tcBorders>
-              <w:top w:val="single" w:color="auto" w:sz="4" w:space="0"/>
-              <w:bottom w:val="nil"/>
-              <w:right w:val="nil"/>
-            </w:tcBorders>
-          </w:tcPr>
-          <w:p>
-            <w:pPr>
-              <w:tabs>
-                <w:tab w:val="left" w:pos="1440"/>
-              </w:tabs>
-              <w:jc w:val="center"/>
-              <w:rPr>
-                <w:rFonts w:ascii="Times New Roman" w:hAnsi="Times New Roman" w:eastAsia="Calibri" w:cs="Times New Roman"/>
-                <w:sz w:val="28"/>
-                <w:szCs w:val="28"/>
-              </w:rPr>
-            </w:pPr>
-            <w:r>
-              <w:rPr>
-                <w:rFonts w:ascii="Times New Roman" w:hAnsi="Times New Roman" w:cs="Times New Roman"/>
-                <w:sz w:val="20"/>
-                <w:szCs w:val="20"/>
-              </w:rPr>
-              <w:t>ф</w:t>
-            </w:r>
-            <w:r>
-              <w:rPr>
-                <w:rFonts w:ascii="Times New Roman" w:hAnsi="Times New Roman" w:cs="Times New Roman"/>
-                <w:sz w:val="20"/>
-                <w:szCs w:val="20"/>
-              </w:rPr>
-              <w:t>амилия</w:t>
-            </w:r>
-            <w:r>
-              <w:rPr>
-                <w:rFonts w:ascii="Times New Roman" w:hAnsi="Times New Roman" w:cs="Times New Roman"/>
-                <w:sz w:val="20"/>
-                <w:szCs w:val="20"/>
-              </w:rPr>
-              <w:t>, имя, отчество</w:t>
-            </w:r>
-          </w:p>
-        </w:tc>
-        <w:tc>
-          <w:tcPr>
-            <w:tcW w:w="306" w:type="dxa"/>
-            <w:tcBorders>
-              <w:top w:val="nil"/>
-              <w:left w:val="nil"/>
-              <w:bottom w:val="nil"/>
-              <w:right w:val="nil"/>
-            </w:tcBorders>
-          </w:tcPr>
-          <w:p>
-            <w:pPr>
-              <w:tabs>
-                <w:tab w:val="left" w:pos="1440"/>
-              </w:tabs>
-              <w:rPr>
-                <w:rFonts w:ascii="Times New Roman" w:hAnsi="Times New Roman" w:eastAsia="Calibri" w:cs="Times New Roman"/>
-                <w:sz w:val="28"/>
-                <w:szCs w:val="28"/>
-              </w:rPr>
-            </w:pPr>
-          </w:p>
-        </w:tc>
-        <w:tc>
-          <w:tcPr>
-            <w:tcW w:w="2671" w:type="dxa"/>
-            <w:tcBorders>
-              <w:top w:val="single" w:color="auto" w:sz="4" w:space="0"/>
-              <w:left w:val="nil"/>
-              <w:bottom w:val="nil"/>
-              <w:right w:val="nil"/>
-            </w:tcBorders>
-          </w:tcPr>
-          <w:p>
-            <w:pPr>
-              <w:tabs>
-                <w:tab w:val="left" w:pos="1440"/>
-              </w:tabs>
-              <w:jc w:val="center"/>
-              <w:rPr>
-                <w:rFonts w:ascii="Times New Roman" w:hAnsi="Times New Roman" w:cs="Times New Roman"/>
-                <w:sz w:val="20"/>
-                <w:szCs w:val="20"/>
-              </w:rPr>
-            </w:pPr>
-            <w:r>
-              <w:rPr>
-                <w:rFonts w:ascii="Times New Roman" w:hAnsi="Times New Roman" w:cs="Times New Roman"/>
-                <w:sz w:val="20"/>
-                <w:szCs w:val="20"/>
-              </w:rPr>
-              <w:t>п</w:t>
-            </w:r>
-            <w:r>
-              <w:rPr>
-                <w:rFonts w:ascii="Times New Roman" w:hAnsi="Times New Roman" w:cs="Times New Roman"/>
-                <w:sz w:val="20"/>
-                <w:szCs w:val="20"/>
-              </w:rPr>
-              <w:t>одпись</w:t>
-            </w:r>
-          </w:p>
-        </w:tc>
-        <w:tc>
-          <w:tcPr>
-            <w:tcW w:w="283" w:type="dxa"/>
-            <w:tcBorders>
-              <w:top w:val="nil"/>
-              <w:left w:val="nil"/>
-              <w:bottom w:val="nil"/>
-              <w:right w:val="nil"/>
-            </w:tcBorders>
-          </w:tcPr>
-          <w:p>
-            <w:pPr>
-              <w:tabs>
-                <w:tab w:val="left" w:pos="1440"/>
-              </w:tabs>
-              <w:jc w:val="center"/>
-              <w:rPr>
-                <w:rFonts w:ascii="Times New Roman" w:hAnsi="Times New Roman" w:cs="Times New Roman"/>
-                <w:sz w:val="20"/>
-                <w:szCs w:val="20"/>
-              </w:rPr>
-            </w:pPr>
-          </w:p>
-        </w:tc>
-        <w:tc>
-          <w:tcPr>
-            <w:tcW w:w="1274" w:type="dxa"/>
-            <w:tcBorders>
-              <w:top w:val="single" w:color="auto" w:sz="4" w:space="0"/>
-              <w:left w:val="nil"/>
-              <w:bottom w:val="nil"/>
-            </w:tcBorders>
-          </w:tcPr>
-          <w:p>
-            <w:pPr>
-              <w:tabs>
-                <w:tab w:val="left" w:pos="1440"/>
-              </w:tabs>
-              <w:jc w:val="center"/>
-              <w:rPr>
-                <w:rFonts w:ascii="Times New Roman" w:hAnsi="Times New Roman" w:cs="Times New Roman"/>
-                <w:sz w:val="20"/>
-                <w:szCs w:val="20"/>
-              </w:rPr>
-            </w:pPr>
-            <w:r>
-              <w:rPr>
-                <w:rFonts w:ascii="Times New Roman" w:hAnsi="Times New Roman" w:cs="Times New Roman"/>
-                <w:sz w:val="20"/>
-                <w:szCs w:val="20"/>
-              </w:rPr>
-              <w:t>дата</w:t>
-            </w:r>
-          </w:p>
-        </w:tc>
-      </w:tr>
-    </w:tbl>
-    <w:p>
-      <w:pPr>
-        <w:pStyle w:val="ac"/>
-        <w:spacing w:line="360" w:lineRule="auto"/>
-        <w:jc w:val="both"/>
-        <w:rPr>
-          <w:rFonts w:ascii="Times New Roman" w:hAnsi="Times New Roman"/>
-          <w:b/>
-          <w:sz w:val="12"/>
-          <w:szCs w:val="28"/>
-        </w:rPr>
-      </w:pPr>
-    </w:p>
-    <w:p>
-      <w:pPr>
-        <w:pStyle w:val="ac"/>
-        <w:numPr>
-          <w:ilvl w:val="0"/>
-          <w:numId w:val="2"/>
-        </w:numPr>
-        <w:spacing w:line="360" w:lineRule="auto"/>
-        <w:jc w:val="both"/>
-        <w:rPr>
-          <w:rFonts w:ascii="Times New Roman" w:hAnsi="Times New Roman"/>
-          <w:b/>
-          <w:sz w:val="28"/>
-          <w:szCs w:val="28"/>
-        </w:rPr>
-      </w:pPr>
-      <w:r>
-        <w:rPr>
-          <w:rFonts w:ascii="Times New Roman" w:hAnsi="Times New Roman"/>
-          <w:b/>
-          <w:sz w:val="28"/>
-          <w:szCs w:val="28"/>
-        </w:rPr>
-        <w:t xml:space="preserve">Консультации </w:t>
-      </w:r>
-      <w:r>
-        <w:rPr>
-          <w:rFonts w:ascii="Times New Roman" w:hAnsi="Times New Roman"/>
-          <w:b/>
-          <w:sz w:val="28"/>
-          <w:szCs w:val="28"/>
-        </w:rPr>
-        <w:t xml:space="preserve">по ВКР </w:t>
-      </w:r>
-      <w:r>
-        <w:rPr>
-          <w:rFonts w:ascii="Times New Roman" w:hAnsi="Times New Roman"/>
-          <w:b/>
-          <w:sz w:val="28"/>
-          <w:szCs w:val="28"/>
-        </w:rPr>
-        <w:t>(консультант 2)</w:t>
-      </w:r>
-    </w:p>
-    <w:tbl>
-      <w:tblPr>
-        <w:tblW w:w="0" w:type="auto"/>
-        <w:tblInd w:w="108" w:type="dxa"/>
-        <w:tblBorders>
-          <w:top w:val="single" w:color="auto" w:sz="4" w:space="0"/>
-          <w:bottom w:val="single" w:color="auto" w:sz="4" w:space="0"/>
-          <w:insideH w:val="single" w:color="auto" w:sz="4" w:space="0"/>
-          <w:insideV w:val="single" w:color="auto" w:sz="4" w:space="0"/>
-        </w:tblBorders>
-        <w:tblLook w:val="04A0" w:firstRow="1" w:lastRow="0" w:firstColumn="1" w:lastColumn="0" w:noHBand="0" w:noVBand="1"/>
-      </w:tblPr>
-      <w:tblGrid>
-        <w:gridCol w:w="4712"/>
-        <w:gridCol w:w="306"/>
-        <w:gridCol w:w="2671"/>
-        <w:gridCol w:w="283"/>
-        <w:gridCol w:w="1274"/>
-      </w:tblGrid>
-      <w:tr>
-        <w:trPr>
-          <w:trHeight w:val="153"/>
-        </w:trPr>
-        <w:tc>
-          <w:tcPr>
-            <w:tcW w:w="9246" w:type="dxa"/>
-            <w:gridSpan w:val="5"/>
-            <w:tcBorders>
-              <w:top w:val="nil"/>
-              <w:bottom w:val="nil"/>
-            </w:tcBorders>
-          </w:tcPr>
-          <w:p>
-            <w:pPr>
-              <w:tabs>
-                <w:tab w:val="left" w:pos="1440"/>
-              </w:tabs>
-              <w:rPr>
-                <w:rFonts w:ascii="Times New Roman" w:hAnsi="Times New Roman" w:eastAsia="Calibri" w:cs="Times New Roman"/>
-                <w:b/>
-                <w:sz w:val="28"/>
-                <w:szCs w:val="28"/>
-              </w:rPr>
-            </w:pPr>
-            <w:r>
-              <w:rPr>
-                <w:rFonts w:ascii="Times New Roman" w:hAnsi="Times New Roman" w:eastAsia="Calibri" w:cs="Times New Roman"/>
-                <w:b/>
-                <w:sz w:val="28"/>
-                <w:szCs w:val="28"/>
-              </w:rPr>
-              <w:t>Перечень разделов и заданий:</w:t>
-            </w:r>
-          </w:p>
-        </w:tc>
-      </w:tr>
-      <w:tr>
-        <w:trPr>
-          <w:trHeight w:val="850"/>
-        </w:trPr>
-        <w:tc>
-          <w:tcPr>
-            <w:tcW w:w="9246" w:type="dxa"/>
-            <w:gridSpan w:val="5"/>
-            <w:tcBorders>
-              <w:top w:val="nil"/>
-              <w:bottom w:val="nil"/>
-            </w:tcBorders>
-          </w:tcPr>
-          <w:p>
-            <w:pPr>
-              <w:tabs>
-                <w:tab w:val="left" w:pos="1440"/>
-              </w:tabs>
-              <w:rPr>
-                <w:rFonts w:ascii="Times New Roman" w:hAnsi="Times New Roman" w:eastAsia="Calibri" w:cs="Times New Roman"/>
-                <w:sz w:val="16"/>
-                <w:szCs w:val="16"/>
-              </w:rPr>
-            </w:pPr>
-          </w:p>
-        </w:tc>
-      </w:tr>
-      <w:tr>
-        <w:trPr>
-          <w:trHeight w:val="82"/>
-        </w:trPr>
-        <w:tc>
-          <w:tcPr>
-            <w:tcW w:w="4712" w:type="dxa"/>
-            <w:tcBorders>
-              <w:top w:val="nil"/>
-              <w:bottom w:val="single" w:color="auto" w:sz="4" w:space="0"/>
-              <w:right w:val="nil"/>
-            </w:tcBorders>
-          </w:tcPr>
-          <w:p>
-            <w:pPr>
-              <w:tabs>
-                <w:tab w:val="left" w:pos="1440"/>
-              </w:tabs>
-              <w:jc w:val="center"/>
-              <w:rPr>
-                <w:rFonts w:ascii="Times New Roman" w:hAnsi="Times New Roman" w:eastAsia="Calibri" w:cs="Times New Roman"/>
-                <w:sz w:val="28"/>
-                <w:szCs w:val="28"/>
-              </w:rPr>
-            </w:pPr>
-          </w:p>
-        </w:tc>
-        <w:tc>
-          <w:tcPr>
-            <w:tcW w:w="306" w:type="dxa"/>
-            <w:tcBorders>
-              <w:top w:val="nil"/>
-              <w:left w:val="nil"/>
-              <w:bottom w:val="nil"/>
-              <w:right w:val="nil"/>
-            </w:tcBorders>
-          </w:tcPr>
-          <w:p>
-            <w:pPr>
-              <w:tabs>
-                <w:tab w:val="left" w:pos="1440"/>
-              </w:tabs>
-              <w:rPr>
-                <w:rFonts w:ascii="Times New Roman" w:hAnsi="Times New Roman" w:eastAsia="Calibri" w:cs="Times New Roman"/>
-                <w:sz w:val="28"/>
-                <w:szCs w:val="28"/>
-              </w:rPr>
-            </w:pPr>
-          </w:p>
-        </w:tc>
-        <w:tc>
-          <w:tcPr>
-            <w:tcW w:w="2671" w:type="dxa"/>
-            <w:tcBorders>
-              <w:top w:val="nil"/>
-              <w:left w:val="nil"/>
-              <w:bottom w:val="single" w:color="auto" w:sz="4" w:space="0"/>
-              <w:right w:val="nil"/>
-            </w:tcBorders>
-          </w:tcPr>
-          <w:p>
-            <w:pPr>
-              <w:tabs>
-                <w:tab w:val="left" w:pos="1440"/>
-              </w:tabs>
-              <w:rPr>
-                <w:rFonts w:ascii="Times New Roman" w:hAnsi="Times New Roman" w:eastAsia="Calibri" w:cs="Times New Roman"/>
-                <w:sz w:val="28"/>
-                <w:szCs w:val="28"/>
-              </w:rPr>
-            </w:pPr>
-          </w:p>
-        </w:tc>
-        <w:tc>
-          <w:tcPr>
-            <w:tcW w:w="283" w:type="dxa"/>
-            <w:tcBorders>
-              <w:top w:val="nil"/>
-              <w:left w:val="nil"/>
-              <w:bottom w:val="nil"/>
-              <w:right w:val="nil"/>
-            </w:tcBorders>
-          </w:tcPr>
-          <w:p>
-            <w:pPr>
-              <w:tabs>
-                <w:tab w:val="left" w:pos="1440"/>
-              </w:tabs>
-              <w:rPr>
-                <w:rFonts w:ascii="Times New Roman" w:hAnsi="Times New Roman" w:eastAsia="Calibri" w:cs="Times New Roman"/>
-                <w:sz w:val="28"/>
-                <w:szCs w:val="28"/>
-              </w:rPr>
-            </w:pPr>
-          </w:p>
-        </w:tc>
-        <w:tc>
-          <w:tcPr>
-            <w:tcW w:w="1274" w:type="dxa"/>
-            <w:tcBorders>
-              <w:top w:val="nil"/>
-              <w:left w:val="nil"/>
-              <w:bottom w:val="single" w:color="auto" w:sz="4" w:space="0"/>
-            </w:tcBorders>
-          </w:tcPr>
-          <w:p>
-            <w:pPr>
-              <w:tabs>
-                <w:tab w:val="left" w:pos="1440"/>
-              </w:tabs>
-              <w:rPr>
-                <w:rFonts w:ascii="Times New Roman" w:hAnsi="Times New Roman" w:eastAsia="Calibri" w:cs="Times New Roman"/>
-                <w:sz w:val="28"/>
-                <w:szCs w:val="28"/>
-              </w:rPr>
-            </w:pPr>
-          </w:p>
-        </w:tc>
-      </w:tr>
-      <w:tr>
-        <w:trPr>
-          <w:trHeight w:val="190"/>
-        </w:trPr>
-        <w:tc>
-          <w:tcPr>
-            <w:tcW w:w="4712" w:type="dxa"/>
-            <w:tcBorders>
-              <w:top w:val="single" w:color="auto" w:sz="4" w:space="0"/>
-              <w:bottom w:val="nil"/>
-              <w:right w:val="nil"/>
-            </w:tcBorders>
-          </w:tcPr>
-          <w:p>
-            <w:pPr>
-              <w:tabs>
-                <w:tab w:val="left" w:pos="1440"/>
-              </w:tabs>
-              <w:jc w:val="center"/>
-              <w:rPr>
-                <w:rFonts w:ascii="Times New Roman" w:hAnsi="Times New Roman" w:eastAsia="Calibri" w:cs="Times New Roman"/>
-                <w:sz w:val="28"/>
-                <w:szCs w:val="28"/>
-              </w:rPr>
-            </w:pPr>
-            <w:r>
-              <w:rPr>
-                <w:rFonts w:ascii="Times New Roman" w:hAnsi="Times New Roman" w:cs="Times New Roman"/>
-                <w:sz w:val="20"/>
-                <w:szCs w:val="20"/>
-              </w:rPr>
-              <w:t>ф</w:t>
-            </w:r>
-            <w:r>
-              <w:rPr>
-                <w:rFonts w:ascii="Times New Roman" w:hAnsi="Times New Roman" w:cs="Times New Roman"/>
-                <w:sz w:val="20"/>
-                <w:szCs w:val="20"/>
-              </w:rPr>
-              <w:t>амилия</w:t>
-            </w:r>
-            <w:r>
-              <w:rPr>
-                <w:rFonts w:ascii="Times New Roman" w:hAnsi="Times New Roman" w:cs="Times New Roman"/>
-                <w:sz w:val="20"/>
-                <w:szCs w:val="20"/>
-              </w:rPr>
-              <w:t>, имя, отчество</w:t>
-            </w:r>
-          </w:p>
-        </w:tc>
-        <w:tc>
-          <w:tcPr>
-            <w:tcW w:w="306" w:type="dxa"/>
-            <w:tcBorders>
-              <w:top w:val="nil"/>
-              <w:left w:val="nil"/>
-              <w:bottom w:val="nil"/>
-              <w:right w:val="nil"/>
-            </w:tcBorders>
-          </w:tcPr>
-          <w:p>
-            <w:pPr>
-              <w:tabs>
-                <w:tab w:val="left" w:pos="1440"/>
-              </w:tabs>
-              <w:rPr>
-                <w:rFonts w:ascii="Times New Roman" w:hAnsi="Times New Roman" w:eastAsia="Calibri" w:cs="Times New Roman"/>
-                <w:sz w:val="28"/>
-                <w:szCs w:val="28"/>
-              </w:rPr>
-            </w:pPr>
-          </w:p>
-        </w:tc>
-        <w:tc>
-          <w:tcPr>
-            <w:tcW w:w="2671" w:type="dxa"/>
-            <w:tcBorders>
-              <w:top w:val="single" w:color="auto" w:sz="4" w:space="0"/>
-              <w:left w:val="nil"/>
-              <w:bottom w:val="nil"/>
-              <w:right w:val="nil"/>
-            </w:tcBorders>
-          </w:tcPr>
-          <w:p>
-            <w:pPr>
-              <w:tabs>
-                <w:tab w:val="left" w:pos="1440"/>
-              </w:tabs>
-              <w:jc w:val="center"/>
-              <w:rPr>
-                <w:rFonts w:ascii="Times New Roman" w:hAnsi="Times New Roman" w:cs="Times New Roman"/>
-                <w:sz w:val="20"/>
-                <w:szCs w:val="20"/>
-              </w:rPr>
-            </w:pPr>
-            <w:r>
-              <w:rPr>
-                <w:rFonts w:ascii="Times New Roman" w:hAnsi="Times New Roman" w:cs="Times New Roman"/>
-                <w:sz w:val="20"/>
-                <w:szCs w:val="20"/>
-              </w:rPr>
-              <w:t>п</w:t>
-            </w:r>
-            <w:r>
-              <w:rPr>
-                <w:rFonts w:ascii="Times New Roman" w:hAnsi="Times New Roman" w:cs="Times New Roman"/>
-                <w:sz w:val="20"/>
-                <w:szCs w:val="20"/>
-              </w:rPr>
-              <w:t>одпись</w:t>
-            </w:r>
-          </w:p>
-        </w:tc>
-        <w:tc>
-          <w:tcPr>
-            <w:tcW w:w="283" w:type="dxa"/>
-            <w:tcBorders>
-              <w:top w:val="nil"/>
-              <w:left w:val="nil"/>
-              <w:bottom w:val="nil"/>
-              <w:right w:val="nil"/>
-            </w:tcBorders>
-          </w:tcPr>
-          <w:p>
-            <w:pPr>
-              <w:tabs>
-                <w:tab w:val="left" w:pos="1440"/>
-              </w:tabs>
-              <w:jc w:val="center"/>
-              <w:rPr>
-                <w:rFonts w:ascii="Times New Roman" w:hAnsi="Times New Roman" w:cs="Times New Roman"/>
-                <w:sz w:val="20"/>
-                <w:szCs w:val="20"/>
-              </w:rPr>
-            </w:pPr>
-          </w:p>
-        </w:tc>
-        <w:tc>
-          <w:tcPr>
-            <w:tcW w:w="1274" w:type="dxa"/>
-            <w:tcBorders>
-              <w:top w:val="single" w:color="auto" w:sz="4" w:space="0"/>
-              <w:left w:val="nil"/>
-              <w:bottom w:val="nil"/>
-            </w:tcBorders>
-          </w:tcPr>
-          <w:p>
-            <w:pPr>
-              <w:tabs>
-                <w:tab w:val="left" w:pos="1440"/>
-              </w:tabs>
-              <w:jc w:val="center"/>
-              <w:rPr>
-                <w:rFonts w:ascii="Times New Roman" w:hAnsi="Times New Roman" w:cs="Times New Roman"/>
-                <w:sz w:val="20"/>
-                <w:szCs w:val="20"/>
-              </w:rPr>
-            </w:pPr>
-            <w:r>
-              <w:rPr>
-                <w:rFonts w:ascii="Times New Roman" w:hAnsi="Times New Roman" w:cs="Times New Roman"/>
-                <w:sz w:val="20"/>
-                <w:szCs w:val="20"/>
-              </w:rPr>
-              <w:t>дата</w:t>
-            </w:r>
-          </w:p>
-        </w:tc>
-      </w:tr>
-    </w:tbl>
-    <w:p>
-      <w:pPr>
-        <w:contextualSpacing/>
-        <w:jc w:val="both"/>
-        <w:rPr>
-          <w:rFonts w:ascii="Times New Roman" w:hAnsi="Times New Roman"/>
-          <w:b/>
-          <w:sz w:val="12"/>
-          <w:szCs w:val="20"/>
-        </w:rPr>
-      </w:pPr>
-    </w:p>
-    <w:p>
-      <w:pPr>
-        <w:pStyle w:val="ac"/>
-        <w:numPr>
-          <w:ilvl w:val="0"/>
-          <w:numId w:val="2"/>
-        </w:numPr>
-        <w:spacing w:line="360" w:lineRule="auto"/>
-        <w:jc w:val="both"/>
-        <w:rPr>
-          <w:rFonts w:ascii="Times New Roman" w:hAnsi="Times New Roman"/>
-          <w:b/>
-          <w:sz w:val="28"/>
-          <w:szCs w:val="28"/>
-        </w:rPr>
-      </w:pPr>
-      <w:r>
-        <w:rPr>
-          <w:rFonts w:ascii="Times New Roman" w:hAnsi="Times New Roman"/>
-          <w:b/>
-          <w:sz w:val="28"/>
-          <w:szCs w:val="28"/>
-        </w:rPr>
-        <w:t xml:space="preserve">Консультации </w:t>
-      </w:r>
-      <w:r>
-        <w:rPr>
-          <w:rFonts w:ascii="Times New Roman" w:hAnsi="Times New Roman"/>
-          <w:b/>
-          <w:sz w:val="28"/>
-          <w:szCs w:val="28"/>
-        </w:rPr>
-        <w:t xml:space="preserve">по ВКР </w:t>
-      </w:r>
-      <w:r>
-        <w:rPr>
-          <w:rFonts w:ascii="Times New Roman" w:hAnsi="Times New Roman"/>
-          <w:b/>
-          <w:sz w:val="28"/>
-          <w:szCs w:val="28"/>
-        </w:rPr>
-        <w:t>(внешний консультант)</w:t>
-      </w:r>
-    </w:p>
-    <w:tbl>
-      <w:tblPr>
-        <w:tblW w:w="0" w:type="auto"/>
-        <w:tblInd w:w="108" w:type="dxa"/>
-        <w:tblBorders>
-          <w:top w:val="single" w:color="auto" w:sz="4" w:space="0"/>
-          <w:bottom w:val="single" w:color="auto" w:sz="4" w:space="0"/>
-          <w:insideH w:val="single" w:color="auto" w:sz="4" w:space="0"/>
-          <w:insideV w:val="single" w:color="auto" w:sz="4" w:space="0"/>
-        </w:tblBorders>
-        <w:tblLook w:val="04A0" w:firstRow="1" w:lastRow="0" w:firstColumn="1" w:lastColumn="0" w:noHBand="0" w:noVBand="1"/>
-      </w:tblPr>
-      <w:tblGrid>
-        <w:gridCol w:w="4712"/>
-        <w:gridCol w:w="306"/>
-        <w:gridCol w:w="2671"/>
-        <w:gridCol w:w="283"/>
-        <w:gridCol w:w="1274"/>
-      </w:tblGrid>
-      <w:tr>
-        <w:trPr>
-          <w:trHeight w:val="153"/>
-        </w:trPr>
-        <w:tc>
-          <w:tcPr>
-            <w:tcW w:w="9246" w:type="dxa"/>
-            <w:gridSpan w:val="5"/>
-            <w:tcBorders>
-              <w:top w:val="nil"/>
-              <w:bottom w:val="nil"/>
-            </w:tcBorders>
-          </w:tcPr>
-          <w:p>
-            <w:pPr>
-              <w:tabs>
-                <w:tab w:val="left" w:pos="1440"/>
-              </w:tabs>
-              <w:rPr>
-                <w:rFonts w:ascii="Times New Roman" w:hAnsi="Times New Roman" w:eastAsia="Calibri" w:cs="Times New Roman"/>
-                <w:sz w:val="28"/>
-                <w:szCs w:val="28"/>
-              </w:rPr>
-            </w:pPr>
-            <w:r>
-              <w:rPr>
-                <w:rFonts w:ascii="Times New Roman" w:hAnsi="Times New Roman" w:eastAsia="Calibri" w:cs="Times New Roman"/>
-                <w:b/>
-                <w:sz w:val="28"/>
-                <w:szCs w:val="28"/>
-              </w:rPr>
-              <w:t>Перечень разделов и заданий:</w:t>
-            </w:r>
-          </w:p>
-        </w:tc>
-      </w:tr>
-      <w:tr>
-        <w:trPr>
-          <w:trHeight w:val="850"/>
-        </w:trPr>
-        <w:tc>
-          <w:tcPr>
-            <w:tcW w:w="9246" w:type="dxa"/>
-            <w:gridSpan w:val="5"/>
-            <w:tcBorders>
-              <w:top w:val="nil"/>
-              <w:bottom w:val="nil"/>
-            </w:tcBorders>
-          </w:tcPr>
-          <w:p>
-            <w:pPr>
-              <w:tabs>
-                <w:tab w:val="left" w:pos="1440"/>
-              </w:tabs>
-              <w:rPr>
-                <w:rFonts w:ascii="Times New Roman" w:hAnsi="Times New Roman" w:eastAsia="Calibri" w:cs="Times New Roman"/>
-                <w:sz w:val="16"/>
-                <w:szCs w:val="16"/>
-              </w:rPr>
-            </w:pPr>
-          </w:p>
-        </w:tc>
-      </w:tr>
-      <w:tr>
-        <w:trPr>
-          <w:trHeight w:val="82"/>
-        </w:trPr>
-        <w:tc>
-          <w:tcPr>
-            <w:tcW w:w="4712" w:type="dxa"/>
-            <w:tcBorders>
-              <w:top w:val="nil"/>
-              <w:bottom w:val="single" w:color="auto" w:sz="4" w:space="0"/>
-              <w:right w:val="nil"/>
-            </w:tcBorders>
-          </w:tcPr>
-          <w:p>
-            <w:pPr>
-              <w:tabs>
-                <w:tab w:val="left" w:pos="1440"/>
-              </w:tabs>
-              <w:jc w:val="center"/>
-              <w:rPr>
-                <w:rFonts w:ascii="Times New Roman" w:hAnsi="Times New Roman" w:eastAsia="Calibri" w:cs="Times New Roman"/>
-                <w:sz w:val="28"/>
-                <w:szCs w:val="28"/>
-              </w:rPr>
-            </w:pPr>
-          </w:p>
-        </w:tc>
-        <w:tc>
-          <w:tcPr>
-            <w:tcW w:w="306" w:type="dxa"/>
-            <w:tcBorders>
-              <w:top w:val="nil"/>
-              <w:left w:val="nil"/>
-              <w:bottom w:val="nil"/>
-              <w:right w:val="nil"/>
-            </w:tcBorders>
-          </w:tcPr>
-          <w:p>
-            <w:pPr>
-              <w:tabs>
-                <w:tab w:val="left" w:pos="1440"/>
-              </w:tabs>
-              <w:rPr>
-                <w:rFonts w:ascii="Times New Roman" w:hAnsi="Times New Roman" w:eastAsia="Calibri" w:cs="Times New Roman"/>
-                <w:sz w:val="28"/>
-                <w:szCs w:val="28"/>
-              </w:rPr>
-            </w:pPr>
-          </w:p>
-        </w:tc>
-        <w:tc>
-          <w:tcPr>
-            <w:tcW w:w="2671" w:type="dxa"/>
-            <w:tcBorders>
-              <w:top w:val="nil"/>
-              <w:left w:val="nil"/>
-              <w:bottom w:val="single" w:color="auto" w:sz="4" w:space="0"/>
-              <w:right w:val="nil"/>
-            </w:tcBorders>
-          </w:tcPr>
-          <w:p>
-            <w:pPr>
-              <w:tabs>
-                <w:tab w:val="left" w:pos="1440"/>
-              </w:tabs>
-              <w:rPr>
-                <w:rFonts w:ascii="Times New Roman" w:hAnsi="Times New Roman" w:eastAsia="Calibri" w:cs="Times New Roman"/>
-                <w:sz w:val="28"/>
-                <w:szCs w:val="28"/>
-              </w:rPr>
-            </w:pPr>
-          </w:p>
-        </w:tc>
-        <w:tc>
-          <w:tcPr>
-            <w:tcW w:w="283" w:type="dxa"/>
-            <w:tcBorders>
-              <w:top w:val="nil"/>
-              <w:left w:val="nil"/>
-              <w:bottom w:val="nil"/>
-              <w:right w:val="nil"/>
-            </w:tcBorders>
-          </w:tcPr>
-          <w:p>
-            <w:pPr>
-              <w:tabs>
-                <w:tab w:val="left" w:pos="1440"/>
-              </w:tabs>
-              <w:rPr>
-                <w:rFonts w:ascii="Times New Roman" w:hAnsi="Times New Roman" w:eastAsia="Calibri" w:cs="Times New Roman"/>
-                <w:sz w:val="28"/>
-                <w:szCs w:val="28"/>
-              </w:rPr>
-            </w:pPr>
-          </w:p>
-        </w:tc>
-        <w:tc>
-          <w:tcPr>
-            <w:tcW w:w="1274" w:type="dxa"/>
-            <w:tcBorders>
-              <w:top w:val="nil"/>
-              <w:left w:val="nil"/>
-              <w:bottom w:val="single" w:color="auto" w:sz="4" w:space="0"/>
-            </w:tcBorders>
-          </w:tcPr>
-          <w:p>
-            <w:pPr>
-              <w:tabs>
-                <w:tab w:val="left" w:pos="1440"/>
-              </w:tabs>
-              <w:rPr>
-                <w:rFonts w:ascii="Times New Roman" w:hAnsi="Times New Roman" w:eastAsia="Calibri" w:cs="Times New Roman"/>
-                <w:sz w:val="28"/>
-                <w:szCs w:val="28"/>
-              </w:rPr>
-            </w:pPr>
-          </w:p>
-        </w:tc>
-      </w:tr>
-      <w:tr>
-        <w:trPr>
-          <w:trHeight w:val="190"/>
-        </w:trPr>
-        <w:tc>
-          <w:tcPr>
-            <w:tcW w:w="4712" w:type="dxa"/>
-            <w:tcBorders>
-              <w:top w:val="single" w:color="auto" w:sz="4" w:space="0"/>
-              <w:bottom w:val="nil"/>
-              <w:right w:val="nil"/>
-            </w:tcBorders>
-          </w:tcPr>
-          <w:p>
-            <w:pPr>
-              <w:tabs>
-                <w:tab w:val="left" w:pos="1440"/>
-              </w:tabs>
-              <w:jc w:val="center"/>
-              <w:rPr>
-                <w:rFonts w:ascii="Times New Roman" w:hAnsi="Times New Roman" w:eastAsia="Calibri" w:cs="Times New Roman"/>
-                <w:sz w:val="28"/>
-                <w:szCs w:val="28"/>
-              </w:rPr>
-            </w:pPr>
-            <w:r>
-              <w:rPr>
-                <w:rFonts w:ascii="Times New Roman" w:hAnsi="Times New Roman" w:cs="Times New Roman"/>
-                <w:sz w:val="20"/>
-                <w:szCs w:val="20"/>
-              </w:rPr>
-              <w:t>ф</w:t>
-            </w:r>
-            <w:r>
-              <w:rPr>
-                <w:rFonts w:ascii="Times New Roman" w:hAnsi="Times New Roman" w:cs="Times New Roman"/>
-                <w:sz w:val="20"/>
-                <w:szCs w:val="20"/>
-              </w:rPr>
-              <w:t>амилия</w:t>
-            </w:r>
-            <w:r>
-              <w:rPr>
-                <w:rFonts w:ascii="Times New Roman" w:hAnsi="Times New Roman" w:cs="Times New Roman"/>
-                <w:sz w:val="20"/>
-                <w:szCs w:val="20"/>
-              </w:rPr>
-              <w:t>, имя, отчество</w:t>
-            </w:r>
-          </w:p>
-        </w:tc>
-        <w:tc>
-          <w:tcPr>
-            <w:tcW w:w="306" w:type="dxa"/>
-            <w:tcBorders>
-              <w:top w:val="nil"/>
-              <w:left w:val="nil"/>
-              <w:bottom w:val="nil"/>
-              <w:right w:val="nil"/>
-            </w:tcBorders>
-          </w:tcPr>
-          <w:p>
-            <w:pPr>
-              <w:tabs>
-                <w:tab w:val="left" w:pos="1440"/>
-              </w:tabs>
-              <w:rPr>
-                <w:rFonts w:ascii="Times New Roman" w:hAnsi="Times New Roman" w:eastAsia="Calibri" w:cs="Times New Roman"/>
-                <w:sz w:val="28"/>
-                <w:szCs w:val="28"/>
-              </w:rPr>
-            </w:pPr>
-          </w:p>
-        </w:tc>
-        <w:tc>
-          <w:tcPr>
-            <w:tcW w:w="2671" w:type="dxa"/>
-            <w:tcBorders>
-              <w:top w:val="single" w:color="auto" w:sz="4" w:space="0"/>
-              <w:left w:val="nil"/>
-              <w:bottom w:val="nil"/>
-              <w:right w:val="nil"/>
-            </w:tcBorders>
-          </w:tcPr>
-          <w:p>
-            <w:pPr>
-              <w:tabs>
-                <w:tab w:val="left" w:pos="1440"/>
-              </w:tabs>
-              <w:jc w:val="center"/>
-              <w:rPr>
-                <w:rFonts w:ascii="Times New Roman" w:hAnsi="Times New Roman" w:cs="Times New Roman"/>
-                <w:sz w:val="20"/>
-                <w:szCs w:val="20"/>
-              </w:rPr>
-            </w:pPr>
-            <w:r>
-              <w:rPr>
-                <w:rFonts w:ascii="Times New Roman" w:hAnsi="Times New Roman" w:cs="Times New Roman"/>
-                <w:sz w:val="20"/>
-                <w:szCs w:val="20"/>
-              </w:rPr>
-              <w:t>п</w:t>
-            </w:r>
-            <w:r>
-              <w:rPr>
-                <w:rFonts w:ascii="Times New Roman" w:hAnsi="Times New Roman" w:cs="Times New Roman"/>
-                <w:sz w:val="20"/>
-                <w:szCs w:val="20"/>
-              </w:rPr>
-              <w:t>одпись</w:t>
-            </w:r>
-          </w:p>
-        </w:tc>
-        <w:tc>
-          <w:tcPr>
-            <w:tcW w:w="283" w:type="dxa"/>
-            <w:tcBorders>
-              <w:top w:val="nil"/>
-              <w:left w:val="nil"/>
-              <w:bottom w:val="nil"/>
-              <w:right w:val="nil"/>
-            </w:tcBorders>
-          </w:tcPr>
-          <w:p>
-            <w:pPr>
-              <w:tabs>
-                <w:tab w:val="left" w:pos="1440"/>
-              </w:tabs>
-              <w:jc w:val="center"/>
-              <w:rPr>
-                <w:rFonts w:ascii="Times New Roman" w:hAnsi="Times New Roman" w:cs="Times New Roman"/>
-                <w:sz w:val="20"/>
-                <w:szCs w:val="20"/>
-              </w:rPr>
-            </w:pPr>
-          </w:p>
-        </w:tc>
-        <w:tc>
-          <w:tcPr>
-            <w:tcW w:w="1274" w:type="dxa"/>
-            <w:tcBorders>
-              <w:top w:val="single" w:color="auto" w:sz="4" w:space="0"/>
-              <w:left w:val="nil"/>
-              <w:bottom w:val="nil"/>
-            </w:tcBorders>
-          </w:tcPr>
-          <w:p>
-            <w:pPr>
-              <w:tabs>
-                <w:tab w:val="left" w:pos="1440"/>
-              </w:tabs>
-              <w:jc w:val="center"/>
-              <w:rPr>
-                <w:rFonts w:ascii="Times New Roman" w:hAnsi="Times New Roman" w:cs="Times New Roman"/>
-                <w:sz w:val="20"/>
-                <w:szCs w:val="20"/>
-              </w:rPr>
-            </w:pPr>
-            <w:r>
-              <w:rPr>
-                <w:rFonts w:ascii="Times New Roman" w:hAnsi="Times New Roman" w:cs="Times New Roman"/>
-                <w:sz w:val="20"/>
-                <w:szCs w:val="20"/>
-              </w:rPr>
-              <w:t>дата</w:t>
-            </w:r>
-          </w:p>
-        </w:tc>
-      </w:tr>
-    </w:tbl>
-    <w:p>
-      <w:pPr>
-        <w:spacing w:line="360" w:lineRule="auto"/>
-        <w:contextualSpacing/>
-        <w:jc w:val="both"/>
-        <w:rPr>
-          <w:rFonts w:ascii="Times New Roman" w:hAnsi="Times New Roman"/>
-          <w:b/>
-          <w:szCs w:val="28"/>
-        </w:rPr>
-      </w:pPr>
-    </w:p>
-    <w:tbl>
-      <w:tblPr>
-        <w:tblW w:w="0" w:type="auto"/>
-        <w:tblInd w:w="108" w:type="dxa"/>
-        <w:tblLook w:val="04A0" w:firstRow="1" w:lastRow="0" w:firstColumn="1" w:lastColumn="0" w:noHBand="0" w:noVBand="1"/>
-      </w:tblPr>
-      <w:tblGrid>
-        <w:gridCol w:w="6888"/>
-        <w:gridCol w:w="275"/>
-        <w:gridCol w:w="2083"/>
-      </w:tblGrid>
-      <w:tr>
-        <w:trPr>
-          <w:trHeight w:val="153"/>
-        </w:trPr>
-        <w:tc>
-          <w:tcPr>
-            <w:tcW w:w="7689" w:type="dxa"/>
-          </w:tcPr>
-          <w:p>
-            <w:pPr>
-              <w:tabs>
-                <w:tab w:val="left" w:pos="1440"/>
-              </w:tabs>
-              <w:jc w:val="right"/>
-              <w:rPr>
-                <w:rFonts w:ascii="Times New Roman" w:hAnsi="Times New Roman" w:eastAsia="Calibri" w:cs="Times New Roman"/>
-                <w:b/>
-                <w:sz w:val="16"/>
-                <w:szCs w:val="16"/>
-              </w:rPr>
-            </w:pPr>
-            <w:r>
-              <w:rPr>
-                <w:rFonts w:ascii="Times New Roman" w:hAnsi="Times New Roman" w:eastAsia="Calibri" w:cs="Times New Roman"/>
-                <w:b/>
-                <w:sz w:val="28"/>
-                <w:szCs w:val="28"/>
-              </w:rPr>
-              <w:t>Дата выдачи задания:</w:t>
-            </w:r>
-          </w:p>
-        </w:tc>
-        <w:tc>
-          <w:tcPr>
-            <w:tcW w:w="283" w:type="dxa"/>
-          </w:tcPr>
-          <w:p>
-            <w:pPr>
-              <w:tabs>
-                <w:tab w:val="left" w:pos="1440"/>
-              </w:tabs>
-              <w:rPr>
-                <w:rFonts w:ascii="Times New Roman" w:hAnsi="Times New Roman" w:eastAsia="Calibri" w:cs="Times New Roman"/>
-                <w:b/>
-                <w:sz w:val="16"/>
-                <w:szCs w:val="16"/>
-              </w:rPr>
-            </w:pPr>
-          </w:p>
-        </w:tc>
-        <w:tc>
-          <w:tcPr>
-            <w:tcW w:w="1274" w:type="dxa"/>
-            <w:tcBorders>
-              <w:bottom w:val="single" w:color="auto" w:sz="4" w:space="0"/>
-            </w:tcBorders>
-          </w:tcPr>
-          <w:p>
-            <w:pPr>
-              <w:tabs>
-                <w:tab w:val="left" w:pos="1440"/>
-              </w:tabs>
-              <w:jc w:val="center"/>
-              <w:rPr>
-                <w:rFonts w:ascii="Times New Roman" w:hAnsi="Times New Roman" w:eastAsia="Calibri" w:cs="Times New Roman"/>
-                <w:sz w:val="28"/>
-                <w:szCs w:val="28"/>
-              </w:rPr>
-            </w:pPr>
-            <w:r>
-              <w:rPr xmlns:w="http://schemas.openxmlformats.org/wordprocessingml/2006/main">
-                <w:rFonts w:ascii="Times New Roman" w:hAnsi="Times New Roman" w:eastAsia="Calibri" w:cs="Times New Roman"/>
-                <w:sz w:val="28"/>
-                <w:szCs w:val="28"/>
-              </w:rPr>
-              <w:t>12.02.2025</w:t>
-            </w:r>
-          </w:p>
-        </w:tc>
-      </w:tr>
-      <w:tr>
-        <w:trPr>
-          <w:trHeight w:val="153"/>
-        </w:trPr>
-        <w:tc>
-          <w:tcPr>
-            <w:tcW w:w="7689" w:type="dxa"/>
-          </w:tcPr>
-          <w:p>
-            <w:pPr>
-              <w:tabs>
-                <w:tab w:val="left" w:pos="1440"/>
-              </w:tabs>
-              <w:rPr>
-                <w:rFonts w:ascii="Times New Roman" w:hAnsi="Times New Roman" w:eastAsia="Calibri" w:cs="Times New Roman"/>
-                <w:b/>
-                <w:sz w:val="28"/>
-                <w:szCs w:val="28"/>
-              </w:rPr>
-            </w:pPr>
-          </w:p>
-        </w:tc>
-        <w:tc>
-          <w:tcPr>
-            <w:tcW w:w="283" w:type="dxa"/>
-          </w:tcPr>
-          <w:p>
-            <w:pPr>
-              <w:tabs>
-                <w:tab w:val="left" w:pos="1440"/>
-              </w:tabs>
-              <w:rPr>
-                <w:rFonts w:ascii="Times New Roman" w:hAnsi="Times New Roman" w:eastAsia="Calibri" w:cs="Times New Roman"/>
-                <w:b/>
-                <w:sz w:val="16"/>
-                <w:szCs w:val="16"/>
-              </w:rPr>
-            </w:pPr>
-          </w:p>
-        </w:tc>
-        <w:tc>
-          <w:tcPr>
-            <w:tcW w:w="1274" w:type="dxa"/>
-            <w:tcBorders>
-              <w:top w:val="single" w:color="auto" w:sz="4" w:space="0"/>
-            </w:tcBorders>
-          </w:tcPr>
-          <w:p>
-            <w:pPr>
-              <w:tabs>
-                <w:tab w:val="left" w:pos="1440"/>
-              </w:tabs>
-              <w:jc w:val="center"/>
-              <w:rPr>
-                <w:rFonts w:ascii="Times New Roman" w:hAnsi="Times New Roman" w:cs="Times New Roman"/>
-                <w:sz w:val="20"/>
-                <w:szCs w:val="20"/>
-              </w:rPr>
-            </w:pPr>
-            <w:r>
-              <w:rPr>
-                <w:rFonts w:ascii="Times New Roman" w:hAnsi="Times New Roman" w:cs="Times New Roman"/>
-                <w:sz w:val="20"/>
-                <w:szCs w:val="20"/>
-              </w:rPr>
-              <w:t>дата</w:t>
-            </w:r>
-          </w:p>
-        </w:tc>
-      </w:tr>
-    </w:tbl>
-    <w:p>
-      <w:pPr>
-        <w:spacing w:line="360" w:lineRule="auto"/>
-        <w:contextualSpacing/>
-        <w:jc w:val="both"/>
-        <w:rPr>
-          <w:rFonts w:ascii="Times New Roman" w:hAnsi="Times New Roman"/>
-          <w:b/>
-          <w:szCs w:val="28"/>
-        </w:rPr>
-      </w:pPr>
-    </w:p>
-    <w:tbl>
-      <w:tblPr>
-        <w:tblW w:w="0" w:type="auto"/>
-        <w:tblInd w:w="108" w:type="dxa"/>
-        <w:tblBorders>
-          <w:top w:val="single" w:color="auto" w:sz="4" w:space="0"/>
-          <w:bottom w:val="single" w:color="auto" w:sz="4" w:space="0"/>
-          <w:insideH w:val="single" w:color="auto" w:sz="4" w:space="0"/>
-          <w:insideV w:val="single" w:color="auto" w:sz="4" w:space="0"/>
-        </w:tblBorders>
-        <w:tblLook w:val="04A0" w:firstRow="1" w:lastRow="0" w:firstColumn="1" w:lastColumn="0" w:noHBand="0" w:noVBand="1"/>
-      </w:tblPr>
-      <w:tblGrid>
-        <w:gridCol w:w="4712"/>
-        <w:gridCol w:w="306"/>
-        <w:gridCol w:w="2671"/>
-        <w:gridCol w:w="283"/>
-        <w:gridCol w:w="1274"/>
-      </w:tblGrid>
-      <w:tr>
-        <w:trPr>
-          <w:trHeight w:val="153"/>
-        </w:trPr>
-        <w:tc>
-          <w:tcPr>
-            <w:tcW w:w="9246" w:type="dxa"/>
-            <w:gridSpan w:val="5"/>
-            <w:tcBorders>
-              <w:top w:val="nil"/>
-              <w:bottom w:val="nil"/>
-            </w:tcBorders>
-          </w:tcPr>
-          <w:p>
-            <w:pPr>
-              <w:tabs>
-                <w:tab w:val="left" w:pos="1440"/>
-              </w:tabs>
-              <w:rPr>
-                <w:rFonts w:ascii="Times New Roman" w:hAnsi="Times New Roman" w:eastAsia="Calibri" w:cs="Times New Roman"/>
-                <w:b/>
-                <w:sz w:val="16"/>
-                <w:szCs w:val="16"/>
-              </w:rPr>
-            </w:pPr>
-            <w:r>
-              <w:rPr>
-                <w:rFonts w:ascii="Times New Roman" w:hAnsi="Times New Roman" w:eastAsia="Calibri" w:cs="Times New Roman"/>
-                <w:b/>
-                <w:sz w:val="28"/>
-                <w:szCs w:val="28"/>
-              </w:rPr>
-              <w:t>Студент:</w:t>
-            </w:r>
-          </w:p>
-        </w:tc>
-      </w:tr>
-      <w:tr>
-        <w:trPr>
-          <w:trHeight w:val="82"/>
-        </w:trPr>
-        <w:tc>
-          <w:tcPr>
-            <w:tcW w:w="4712" w:type="dxa"/>
-            <w:tcBorders>
-              <w:top w:val="nil"/>
-              <w:bottom w:val="single" w:color="auto" w:sz="4" w:space="0"/>
-              <w:right w:val="nil"/>
-            </w:tcBorders>
-          </w:tcPr>
-          <w:p>
-            <w:pPr>
-              <w:tabs>
-                <w:tab w:val="left" w:pos="1440"/>
-              </w:tabs>
-              <w:jc w:val="center"/>
-              <w:rPr>
-                <w:rFonts w:ascii="Times New Roman" w:hAnsi="Times New Roman" w:eastAsia="Calibri" w:cs="Times New Roman"/>
-                <w:sz w:val="28"/>
-                <w:szCs w:val="28"/>
-              </w:rPr>
-            </w:pPr>
-            <w:r>
-              <w:rPr xmlns:w="http://schemas.openxmlformats.org/wordprocessingml/2006/main">
-                <w:rFonts w:ascii="Times New Roman" w:hAnsi="Times New Roman" w:eastAsia="Calibri" w:cs="Times New Roman"/>
-                <w:sz w:val="28"/>
-                <w:szCs w:val="28"/>
-              </w:rPr>
-              <w:t>Колпаков Александр Павлович</w:t>
-            </w:r>
-          </w:p>
-        </w:tc>
-        <w:tc>
-          <w:tcPr>
-            <w:tcW w:w="306" w:type="dxa"/>
-            <w:tcBorders>
-              <w:top w:val="nil"/>
-              <w:left w:val="nil"/>
-              <w:bottom w:val="nil"/>
-              <w:right w:val="nil"/>
-            </w:tcBorders>
-          </w:tcPr>
-          <w:p>
-            <w:pPr>
-              <w:tabs>
-                <w:tab w:val="left" w:pos="1440"/>
-              </w:tabs>
-              <w:rPr>
-                <w:rFonts w:ascii="Times New Roman" w:hAnsi="Times New Roman" w:eastAsia="Calibri" w:cs="Times New Roman"/>
-                <w:sz w:val="28"/>
-                <w:szCs w:val="28"/>
-              </w:rPr>
-            </w:pPr>
-          </w:p>
-        </w:tc>
-        <w:tc>
-          <w:tcPr>
-            <w:tcW w:w="2671" w:type="dxa"/>
-            <w:tcBorders>
-              <w:top w:val="nil"/>
-              <w:left w:val="nil"/>
-              <w:bottom w:val="single" w:color="auto" w:sz="4" w:space="0"/>
-              <w:right w:val="nil"/>
-            </w:tcBorders>
-          </w:tcPr>
-          <w:p>
-            <w:pPr>
-              <w:tabs>
-                <w:tab w:val="left" w:pos="1440"/>
-              </w:tabs>
-              <w:rPr>
-                <w:rFonts w:ascii="Times New Roman" w:hAnsi="Times New Roman" w:eastAsia="Calibri" w:cs="Times New Roman"/>
-                <w:sz w:val="28"/>
-                <w:szCs w:val="28"/>
-              </w:rPr>
-            </w:pPr>
-          </w:p>
-        </w:tc>
-        <w:tc>
-          <w:tcPr>
-            <w:tcW w:w="283" w:type="dxa"/>
-            <w:tcBorders>
-              <w:top w:val="nil"/>
-              <w:left w:val="nil"/>
-              <w:bottom w:val="nil"/>
-              <w:right w:val="nil"/>
-            </w:tcBorders>
-          </w:tcPr>
-          <w:p>
-            <w:pPr>
-              <w:tabs>
-                <w:tab w:val="left" w:pos="1440"/>
-              </w:tabs>
-              <w:rPr>
-                <w:rFonts w:ascii="Times New Roman" w:hAnsi="Times New Roman" w:eastAsia="Calibri" w:cs="Times New Roman"/>
-                <w:sz w:val="28"/>
-                <w:szCs w:val="28"/>
-              </w:rPr>
-            </w:pPr>
-          </w:p>
-        </w:tc>
-        <w:tc>
-          <w:tcPr>
-            <w:tcW w:w="1274" w:type="dxa"/>
-            <w:tcBorders>
-              <w:top w:val="nil"/>
-              <w:left w:val="nil"/>
-              <w:bottom w:val="single" w:color="auto" w:sz="4" w:space="0"/>
-            </w:tcBorders>
-          </w:tcPr>
-          <w:p>
-            <w:pPr>
-              <w:tabs>
-                <w:tab w:val="left" w:pos="1440"/>
-              </w:tabs>
-              <w:rPr>
-                <w:rFonts w:ascii="Times New Roman" w:hAnsi="Times New Roman" w:eastAsia="Calibri" w:cs="Times New Roman"/>
-                <w:sz w:val="28"/>
-                <w:szCs w:val="28"/>
-              </w:rPr>
-            </w:pPr>
-          </w:p>
-        </w:tc>
-      </w:tr>
-      <w:tr>
-        <w:trPr>
-          <w:trHeight w:val="190"/>
-        </w:trPr>
-        <w:tc>
-          <w:tcPr>
-            <w:tcW w:w="4712" w:type="dxa"/>
-            <w:tcBorders>
-              <w:top w:val="single" w:color="auto" w:sz="4" w:space="0"/>
-              <w:bottom w:val="nil"/>
-              <w:right w:val="nil"/>
-            </w:tcBorders>
-          </w:tcPr>
-          <w:p>
-            <w:pPr>
-              <w:tabs>
-                <w:tab w:val="left" w:pos="1440"/>
-              </w:tabs>
-              <w:jc w:val="center"/>
-              <w:rPr>
-                <w:rFonts w:ascii="Times New Roman" w:hAnsi="Times New Roman" w:eastAsia="Calibri" w:cs="Times New Roman"/>
-                <w:sz w:val="28"/>
-                <w:szCs w:val="28"/>
-              </w:rPr>
-            </w:pPr>
-            <w:r>
-              <w:rPr>
-                <w:rFonts w:ascii="Times New Roman" w:hAnsi="Times New Roman" w:cs="Times New Roman"/>
-                <w:sz w:val="20"/>
-                <w:szCs w:val="20"/>
-              </w:rPr>
-              <w:t>ф</w:t>
-            </w:r>
-            <w:r>
-              <w:rPr>
-                <w:rFonts w:ascii="Times New Roman" w:hAnsi="Times New Roman" w:cs="Times New Roman"/>
-                <w:sz w:val="20"/>
-                <w:szCs w:val="20"/>
-              </w:rPr>
-              <w:t>амилия</w:t>
-            </w:r>
-            <w:r>
-              <w:rPr>
-                <w:rFonts w:ascii="Times New Roman" w:hAnsi="Times New Roman" w:cs="Times New Roman"/>
-                <w:sz w:val="20"/>
-                <w:szCs w:val="20"/>
-              </w:rPr>
-              <w:t>, имя, отчество</w:t>
-            </w:r>
-          </w:p>
-        </w:tc>
-        <w:tc>
-          <w:tcPr>
-            <w:tcW w:w="306" w:type="dxa"/>
-            <w:tcBorders>
-              <w:top w:val="nil"/>
-              <w:left w:val="nil"/>
-              <w:bottom w:val="nil"/>
-              <w:right w:val="nil"/>
-            </w:tcBorders>
-          </w:tcPr>
-          <w:p>
-            <w:pPr>
-              <w:tabs>
-                <w:tab w:val="left" w:pos="1440"/>
-              </w:tabs>
-              <w:rPr>
-                <w:rFonts w:ascii="Times New Roman" w:hAnsi="Times New Roman" w:eastAsia="Calibri" w:cs="Times New Roman"/>
-                <w:sz w:val="28"/>
-                <w:szCs w:val="28"/>
-              </w:rPr>
-            </w:pPr>
-          </w:p>
-        </w:tc>
-        <w:tc>
-          <w:tcPr>
-            <w:tcW w:w="2671" w:type="dxa"/>
-            <w:tcBorders>
-              <w:top w:val="single" w:color="auto" w:sz="4" w:space="0"/>
-              <w:left w:val="nil"/>
-              <w:bottom w:val="nil"/>
-              <w:right w:val="nil"/>
-            </w:tcBorders>
-          </w:tcPr>
-          <w:p>
-            <w:pPr>
-              <w:tabs>
-                <w:tab w:val="left" w:pos="1440"/>
-              </w:tabs>
-              <w:jc w:val="center"/>
-              <w:rPr>
-                <w:rFonts w:ascii="Times New Roman" w:hAnsi="Times New Roman" w:cs="Times New Roman"/>
-                <w:sz w:val="20"/>
-                <w:szCs w:val="20"/>
-              </w:rPr>
-            </w:pPr>
-            <w:r>
-              <w:rPr>
-                <w:rFonts w:ascii="Times New Roman" w:hAnsi="Times New Roman" w:cs="Times New Roman"/>
-                <w:sz w:val="20"/>
-                <w:szCs w:val="20"/>
-              </w:rPr>
-              <w:t>п</w:t>
-            </w:r>
-            <w:r>
-              <w:rPr>
-                <w:rFonts w:ascii="Times New Roman" w:hAnsi="Times New Roman" w:cs="Times New Roman"/>
-                <w:sz w:val="20"/>
-                <w:szCs w:val="20"/>
-              </w:rPr>
-              <w:t>одпись</w:t>
-            </w:r>
-          </w:p>
-        </w:tc>
-        <w:tc>
-          <w:tcPr>
-            <w:tcW w:w="283" w:type="dxa"/>
-            <w:tcBorders>
-              <w:top w:val="nil"/>
-              <w:left w:val="nil"/>
-              <w:bottom w:val="nil"/>
-              <w:right w:val="nil"/>
-            </w:tcBorders>
-          </w:tcPr>
-          <w:p>
-            <w:pPr>
-              <w:tabs>
-                <w:tab w:val="left" w:pos="1440"/>
-              </w:tabs>
-              <w:jc w:val="center"/>
-              <w:rPr>
-                <w:rFonts w:ascii="Times New Roman" w:hAnsi="Times New Roman" w:cs="Times New Roman"/>
-                <w:sz w:val="20"/>
-                <w:szCs w:val="20"/>
-              </w:rPr>
-            </w:pPr>
-          </w:p>
-        </w:tc>
-        <w:tc>
-          <w:tcPr>
-            <w:tcW w:w="1274" w:type="dxa"/>
-            <w:tcBorders>
-              <w:top w:val="single" w:color="auto" w:sz="4" w:space="0"/>
-              <w:left w:val="nil"/>
-              <w:bottom w:val="nil"/>
-            </w:tcBorders>
-          </w:tcPr>
-          <w:p>
-            <w:pPr>
-              <w:tabs>
-                <w:tab w:val="left" w:pos="1440"/>
-              </w:tabs>
-              <w:jc w:val="center"/>
-              <w:rPr>
-                <w:rFonts w:ascii="Times New Roman" w:hAnsi="Times New Roman" w:cs="Times New Roman"/>
-                <w:sz w:val="20"/>
-                <w:szCs w:val="20"/>
-              </w:rPr>
-            </w:pPr>
-            <w:r>
-              <w:rPr>
-                <w:rFonts w:ascii="Times New Roman" w:hAnsi="Times New Roman" w:cs="Times New Roman"/>
-                <w:sz w:val="20"/>
-                <w:szCs w:val="20"/>
-              </w:rPr>
-              <w:t>дата</w:t>
-            </w:r>
-          </w:p>
-        </w:tc>
-      </w:tr>
-    </w:tbl>
-    <w:p>
-      <w:pPr>
-        <w:spacing w:line="360" w:lineRule="auto"/>
-        <w:contextualSpacing/>
-        <w:jc w:val="both"/>
-        <w:rPr>
-          <w:rFonts w:ascii="Times New Roman" w:hAnsi="Times New Roman"/>
-          <w:b/>
-          <w:sz w:val="12"/>
-          <w:szCs w:val="28"/>
-        </w:rPr>
-      </w:pPr>
-    </w:p>
-    <w:tbl>
-      <w:tblPr>
-        <w:tblW w:w="0" w:type="auto"/>
-        <w:tblInd w:w="108" w:type="dxa"/>
-        <w:tblBorders>
-          <w:top w:val="single" w:color="auto" w:sz="4" w:space="0"/>
-          <w:bottom w:val="single" w:color="auto" w:sz="4" w:space="0"/>
-          <w:insideH w:val="single" w:color="auto" w:sz="4" w:space="0"/>
-          <w:insideV w:val="single" w:color="auto" w:sz="4" w:space="0"/>
-        </w:tblBorders>
-        <w:tblLook w:val="04A0" w:firstRow="1" w:lastRow="0" w:firstColumn="1" w:lastColumn="0" w:noHBand="0" w:noVBand="1"/>
-      </w:tblPr>
-      <w:tblGrid>
-        <w:gridCol w:w="4712"/>
-        <w:gridCol w:w="306"/>
-        <w:gridCol w:w="2671"/>
-        <w:gridCol w:w="283"/>
-        <w:gridCol w:w="1274"/>
-      </w:tblGrid>
-      <w:tr>
-        <w:trPr>
-          <w:trHeight w:val="153"/>
-        </w:trPr>
-        <w:tc>
-          <w:tcPr>
-            <w:tcW w:w="9246" w:type="dxa"/>
-            <w:gridSpan w:val="5"/>
-            <w:tcBorders>
-              <w:top w:val="nil"/>
-              <w:bottom w:val="nil"/>
-            </w:tcBorders>
-          </w:tcPr>
-          <w:p>
-            <w:pPr>
-              <w:tabs>
-                <w:tab w:val="left" w:pos="1440"/>
-              </w:tabs>
-              <w:rPr>
-                <w:rFonts w:ascii="Times New Roman" w:hAnsi="Times New Roman" w:eastAsia="Calibri" w:cs="Times New Roman"/>
-                <w:b/>
-                <w:sz w:val="16"/>
-                <w:szCs w:val="16"/>
-              </w:rPr>
-            </w:pPr>
-            <w:r>
-              <w:rPr>
-                <w:rFonts w:ascii="Times New Roman" w:hAnsi="Times New Roman" w:eastAsia="Calibri" w:cs="Times New Roman"/>
-                <w:b/>
-                <w:sz w:val="28"/>
-                <w:szCs w:val="28"/>
-              </w:rPr>
-              <w:t>Руководитель ВКР:</w:t>
-            </w:r>
-          </w:p>
-        </w:tc>
-      </w:tr>
-      <w:tr>
-        <w:trPr>
-          <w:trHeight w:val="82"/>
-        </w:trPr>
-        <w:tc>
-          <w:tcPr>
-            <w:tcW w:w="4712" w:type="dxa"/>
-            <w:tcBorders>
-              <w:top w:val="nil"/>
-              <w:bottom w:val="single" w:color="auto" w:sz="4" w:space="0"/>
-              <w:right w:val="nil"/>
-            </w:tcBorders>
-          </w:tcPr>
-          <w:p>
-            <w:pPr>
-              <w:tabs>
-                <w:tab w:val="left" w:pos="1440"/>
-              </w:tabs>
-              <w:jc w:val="center"/>
-              <w:rPr>
-                <w:rFonts w:ascii="Times New Roman" w:hAnsi="Times New Roman" w:eastAsia="Calibri" w:cs="Times New Roman"/>
-                <w:sz w:val="28"/>
-                <w:szCs w:val="28"/>
-              </w:rPr>
-            </w:pPr>
-            <w:r>
-              <w:rPr xmlns:w="http://schemas.openxmlformats.org/wordprocessingml/2006/main">
-                <w:rFonts w:ascii="Times New Roman" w:hAnsi="Times New Roman" w:eastAsia="Calibri" w:cs="Times New Roman"/>
-                <w:sz w:val="28"/>
-                <w:szCs w:val="28"/>
-              </w:rPr>
-              <w:t>Ларина Ирина Евгеньевна</w:t>
-            </w:r>
-          </w:p>
-        </w:tc>
-        <w:tc>
-          <w:tcPr>
-            <w:tcW w:w="306" w:type="dxa"/>
-            <w:tcBorders>
-              <w:top w:val="nil"/>
-              <w:left w:val="nil"/>
-              <w:bottom w:val="nil"/>
-              <w:right w:val="nil"/>
-            </w:tcBorders>
-          </w:tcPr>
-          <w:p>
-            <w:pPr>
-              <w:tabs>
-                <w:tab w:val="left" w:pos="1440"/>
-              </w:tabs>
-              <w:rPr>
-                <w:rFonts w:ascii="Times New Roman" w:hAnsi="Times New Roman" w:eastAsia="Calibri" w:cs="Times New Roman"/>
-                <w:sz w:val="28"/>
-                <w:szCs w:val="28"/>
-              </w:rPr>
-            </w:pPr>
-          </w:p>
-        </w:tc>
-        <w:tc>
-          <w:tcPr>
-            <w:tcW w:w="2671" w:type="dxa"/>
-            <w:tcBorders>
-              <w:top w:val="nil"/>
-              <w:left w:val="nil"/>
-              <w:bottom w:val="single" w:color="auto" w:sz="4" w:space="0"/>
-              <w:right w:val="nil"/>
-            </w:tcBorders>
-          </w:tcPr>
-          <w:p>
-            <w:pPr>
-              <w:tabs>
-                <w:tab w:val="left" w:pos="1440"/>
-              </w:tabs>
-              <w:rPr>
-                <w:rFonts w:ascii="Times New Roman" w:hAnsi="Times New Roman" w:eastAsia="Calibri" w:cs="Times New Roman"/>
-                <w:sz w:val="28"/>
-                <w:szCs w:val="28"/>
-              </w:rPr>
-            </w:pPr>
-          </w:p>
-        </w:tc>
-        <w:tc>
-          <w:tcPr>
-            <w:tcW w:w="283" w:type="dxa"/>
-            <w:tcBorders>
-              <w:top w:val="nil"/>
-              <w:left w:val="nil"/>
-              <w:bottom w:val="nil"/>
-              <w:right w:val="nil"/>
-            </w:tcBorders>
-          </w:tcPr>
-          <w:p>
-            <w:pPr>
-              <w:tabs>
-                <w:tab w:val="left" w:pos="1440"/>
-              </w:tabs>
-              <w:rPr>
-                <w:rFonts w:ascii="Times New Roman" w:hAnsi="Times New Roman" w:eastAsia="Calibri" w:cs="Times New Roman"/>
-                <w:sz w:val="28"/>
-                <w:szCs w:val="28"/>
-              </w:rPr>
-            </w:pPr>
-          </w:p>
-        </w:tc>
-        <w:tc>
-          <w:tcPr>
-            <w:tcW w:w="1274" w:type="dxa"/>
-            <w:tcBorders>
-              <w:top w:val="nil"/>
-              <w:left w:val="nil"/>
-              <w:bottom w:val="single" w:color="auto" w:sz="4" w:space="0"/>
-            </w:tcBorders>
-          </w:tcPr>
-          <w:p>
-            <w:pPr>
-              <w:tabs>
-                <w:tab w:val="left" w:pos="1440"/>
-              </w:tabs>
-              <w:rPr>
-                <w:rFonts w:ascii="Times New Roman" w:hAnsi="Times New Roman" w:eastAsia="Calibri" w:cs="Times New Roman"/>
-                <w:sz w:val="28"/>
-                <w:szCs w:val="28"/>
-              </w:rPr>
-            </w:pPr>
-          </w:p>
-        </w:tc>
-      </w:tr>
-      <w:tr>
-        <w:trPr>
-          <w:trHeight w:val="190"/>
-        </w:trPr>
-        <w:tc>
-          <w:tcPr>
-            <w:tcW w:w="4712" w:type="dxa"/>
-            <w:tcBorders>
-              <w:top w:val="single" w:color="auto" w:sz="4" w:space="0"/>
-              <w:bottom w:val="nil"/>
-              <w:right w:val="nil"/>
-            </w:tcBorders>
-          </w:tcPr>
-          <w:p>
-            <w:pPr>
-              <w:tabs>
-                <w:tab w:val="left" w:pos="1440"/>
-              </w:tabs>
-              <w:jc w:val="center"/>
-              <w:rPr>
-                <w:rFonts w:ascii="Times New Roman" w:hAnsi="Times New Roman" w:eastAsia="Calibri" w:cs="Times New Roman"/>
-                <w:sz w:val="28"/>
-                <w:szCs w:val="28"/>
-              </w:rPr>
-            </w:pPr>
-            <w:r>
-              <w:rPr>
-                <w:rFonts w:ascii="Times New Roman" w:hAnsi="Times New Roman" w:cs="Times New Roman"/>
-                <w:sz w:val="20"/>
-                <w:szCs w:val="20"/>
-              </w:rPr>
-              <w:t>ф</w:t>
-            </w:r>
-            <w:r>
-              <w:rPr>
-                <w:rFonts w:ascii="Times New Roman" w:hAnsi="Times New Roman" w:cs="Times New Roman"/>
-                <w:sz w:val="20"/>
-                <w:szCs w:val="20"/>
-              </w:rPr>
-              <w:t>амилия</w:t>
-            </w:r>
-            <w:r>
-              <w:rPr>
-                <w:rFonts w:ascii="Times New Roman" w:hAnsi="Times New Roman" w:cs="Times New Roman"/>
-                <w:sz w:val="20"/>
-                <w:szCs w:val="20"/>
-              </w:rPr>
-              <w:t>, имя, отчество</w:t>
-            </w:r>
-          </w:p>
-        </w:tc>
-        <w:tc>
-          <w:tcPr>
-            <w:tcW w:w="306" w:type="dxa"/>
-            <w:tcBorders>
-              <w:top w:val="nil"/>
-              <w:left w:val="nil"/>
-              <w:bottom w:val="nil"/>
-              <w:right w:val="nil"/>
-            </w:tcBorders>
-          </w:tcPr>
-          <w:p>
-            <w:pPr>
-              <w:tabs>
-                <w:tab w:val="left" w:pos="1440"/>
-              </w:tabs>
-              <w:rPr>
-                <w:rFonts w:ascii="Times New Roman" w:hAnsi="Times New Roman" w:eastAsia="Calibri" w:cs="Times New Roman"/>
-                <w:sz w:val="28"/>
-                <w:szCs w:val="28"/>
-              </w:rPr>
-            </w:pPr>
-          </w:p>
-        </w:tc>
-        <w:tc>
-          <w:tcPr>
-            <w:tcW w:w="2671" w:type="dxa"/>
-            <w:tcBorders>
-              <w:top w:val="single" w:color="auto" w:sz="4" w:space="0"/>
-              <w:left w:val="nil"/>
-              <w:bottom w:val="nil"/>
-              <w:right w:val="nil"/>
-            </w:tcBorders>
-          </w:tcPr>
-          <w:p>
-            <w:pPr>
-              <w:tabs>
-                <w:tab w:val="left" w:pos="1440"/>
-              </w:tabs>
-              <w:jc w:val="center"/>
-              <w:rPr>
-                <w:rFonts w:ascii="Times New Roman" w:hAnsi="Times New Roman" w:cs="Times New Roman"/>
-                <w:sz w:val="20"/>
-                <w:szCs w:val="20"/>
-              </w:rPr>
-            </w:pPr>
-            <w:r>
-              <w:rPr>
-                <w:rFonts w:ascii="Times New Roman" w:hAnsi="Times New Roman" w:cs="Times New Roman"/>
-                <w:sz w:val="20"/>
-                <w:szCs w:val="20"/>
-              </w:rPr>
-              <w:t>п</w:t>
-            </w:r>
-            <w:r>
-              <w:rPr>
-                <w:rFonts w:ascii="Times New Roman" w:hAnsi="Times New Roman" w:cs="Times New Roman"/>
-                <w:sz w:val="20"/>
-                <w:szCs w:val="20"/>
-              </w:rPr>
-              <w:t>одпись</w:t>
-            </w:r>
-          </w:p>
-        </w:tc>
-        <w:tc>
-          <w:tcPr>
-            <w:tcW w:w="283" w:type="dxa"/>
-            <w:tcBorders>
-              <w:top w:val="nil"/>
-              <w:left w:val="nil"/>
-              <w:bottom w:val="nil"/>
-              <w:right w:val="nil"/>
-            </w:tcBorders>
-          </w:tcPr>
-          <w:p>
-            <w:pPr>
-              <w:tabs>
-                <w:tab w:val="left" w:pos="1440"/>
-              </w:tabs>
-              <w:jc w:val="center"/>
-              <w:rPr>
-                <w:rFonts w:ascii="Times New Roman" w:hAnsi="Times New Roman" w:cs="Times New Roman"/>
-                <w:sz w:val="20"/>
-                <w:szCs w:val="20"/>
-              </w:rPr>
-            </w:pPr>
-          </w:p>
-        </w:tc>
-        <w:tc>
-          <w:tcPr>
-            <w:tcW w:w="1274" w:type="dxa"/>
-            <w:tcBorders>
-              <w:top w:val="single" w:color="auto" w:sz="4" w:space="0"/>
-              <w:left w:val="nil"/>
-              <w:bottom w:val="nil"/>
-            </w:tcBorders>
-          </w:tcPr>
-          <w:p>
-            <w:pPr>
-              <w:tabs>
-                <w:tab w:val="left" w:pos="1440"/>
-              </w:tabs>
-              <w:jc w:val="center"/>
-              <w:rPr>
-                <w:rFonts w:ascii="Times New Roman" w:hAnsi="Times New Roman" w:cs="Times New Roman"/>
-                <w:sz w:val="20"/>
-                <w:szCs w:val="20"/>
-              </w:rPr>
-            </w:pPr>
-            <w:r>
-              <w:rPr>
-                <w:rFonts w:ascii="Times New Roman" w:hAnsi="Times New Roman" w:cs="Times New Roman"/>
-                <w:sz w:val="20"/>
-                <w:szCs w:val="20"/>
-              </w:rPr>
-              <w:t>дата</w:t>
-            </w:r>
-          </w:p>
-        </w:tc>
-      </w:tr>
-    </w:tbl>
-    <w:p>
-      <w:pPr>
-        <w:spacing w:line="360" w:lineRule="auto"/>
-        <w:contextualSpacing/>
-        <w:jc w:val="both"/>
-        <w:rPr>
-          <w:rFonts w:ascii="Times New Roman" w:hAnsi="Times New Roman"/>
-          <w:b/>
-          <w:sz w:val="12"/>
-          <w:szCs w:val="28"/>
+          <w:rFonts w:ascii="Times New Roman" w:hAnsi="Times New Roman" w:cs="Times New Roman"/>
         </w:rPr>
       </w:pPr>
     </w:p>
@@ -6424,27 +3378,7 @@
         <w:rPr>
           <w:rFonts w:ascii="Times New Roman" w:hAnsi="Times New Roman" w:cs="Times New Roman"/>
         </w:rPr>
-        <w:t>Задание брошюруется вместе с выпускной работой после титульного листа (страницы задания имеют номера 2, 3</w:t>
-      </w:r>
-      <w:r>
-        <w:rPr>
-          <w:rFonts w:ascii="Times New Roman" w:hAnsi="Times New Roman" w:cs="Times New Roman"/>
-        </w:rPr>
-        <w:t>, 4</w:t>
-      </w:r>
-      <w:r>
-        <w:rPr>
-          <w:rFonts w:ascii="Times New Roman" w:hAnsi="Times New Roman" w:cs="Times New Roman"/>
-        </w:rPr>
-        <w:t>, 5</w:t>
-      </w:r>
-      <w:bookmarkStart w:name="_GoBack" w:id="3"/>
-      <w:bookmarkEnd w:id="3"/>
-      <w:r>
-        <w:rPr>
-          <w:rFonts w:ascii="Times New Roman" w:hAnsi="Times New Roman" w:cs="Times New Roman"/>
-        </w:rPr>
-        <w:t>).</w:t>
+        <w:t>Задание брошюруется вместе с выпускной работой после титульного листа (страницы задания имеют номера 2, 3).</w:t>
       </w:r>
     </w:p>
     <w:p>
@@ -6468,7 +3402,12 @@
       </w:r>
     </w:p>
     <w:sectPr>
-      <w:footerReference w:type="default" r:id="rId12"/>
+      <w:headerReference w:type="even" r:id="rId12"/>
+      <w:headerReference w:type="default" r:id="rId13"/>
+      <w:footerReference w:type="even" r:id="rId14"/>
+      <w:footerReference w:type="default" r:id="rId15"/>
+      <w:headerReference w:type="first" r:id="rId16"/>
+      <w:footerReference w:type="first" r:id="rId17"/>
       <w:pgSz w:w="11906" w:h="16838"/>
       <w:pgMar w:top="1134" w:right="851" w:bottom="1134" w:left="1701" w:header="709" w:footer="709" w:gutter="0"/>
       <w:pgNumType w:start="2"/>
@@ -6503,15 +3442,30 @@
   <w:p>
     <w:pPr>
       <w:pStyle w:val="aa"/>
+    </w:pPr>
+  </w:p>
+</w:ftr>
+</file>
+
+<file path=word/footer2.xml><?xml version="1.0" encoding="utf-8"?>
+<w:ftr xmlns:wpc="http://schemas.microsoft.com/office/word/2010/wordprocessingCanvas" xmlns:mc="http://schemas.openxmlformats.org/markup-compatibility/2006" xmlns:o="urn:schemas-microsoft-com:office:office" xmlns:r="http://schemas.openxmlformats.org/officeDocument/2006/relationships" xmlns:m="http://schemas.openxmlformats.org/officeDocument/2006/math" xmlns:v="urn:schemas-microsoft-com:vml" xmlns:wp14="http://schemas.microsoft.com/office/word/2010/wordprocessingDrawing" xmlns:wp="http://schemas.openxmlformats.org/drawingml/2006/wordprocessingDrawing" xmlns:w10="urn:schemas-microsoft-com:office:word" xmlns:w="http://schemas.openxmlformats.org/wordprocessingml/2006/main" xmlns:w14="http://schemas.microsoft.com/office/word/2010/wordml" xmlns:w15="http://schemas.microsoft.com/office/word/2012/wordml" xmlns:wpg="http://schemas.microsoft.com/office/word/2010/wordprocessingGroup" xmlns:wpi="http://schemas.microsoft.com/office/word/2010/wordprocessingInk" xmlns:wne="http://schemas.microsoft.com/office/word/2006/wordml" xmlns:wps="http://schemas.microsoft.com/office/word/2010/wordprocessingShape" mc:Ignorable="w14 w15 wp14">
+  <w:p>
+    <w:pPr>
+      <w:pStyle w:val="aa"/>
       <w:tabs>
         <w:tab w:val="left" w:pos="4496"/>
         <w:tab w:val="left" w:pos="5439"/>
       </w:tabs>
-      <w:jc w:val="center"/>
+    </w:pPr>
+    <w:r>
+      <w:tab/>
+    </w:r>
+    <w:r>
       <w:rPr>
         <w:rFonts w:cs="Times New Roman"/>
       </w:rPr>
-    </w:pPr>
+      <w:tab/>
+    </w:r>
     <w:sdt>
       <w:sdtPr>
         <w:rPr>
@@ -6525,6 +3479,7 @@
       </w:sdtPr>
       <w:sdtEndPr/>
       <w:sdtContent>
+        <w:bookmarkStart w:name="_GoBack" w:id="0"/>
         <w:r>
           <w:fldChar w:fldCharType="begin"/>
         </w:r>
@@ -6538,13 +3493,54 @@
           <w:rPr>
             <w:noProof/>
           </w:rPr>
-          <w:t>5</w:t>
+          <w:t>2</w:t>
         </w:r>
         <w:r>
           <w:fldChar w:fldCharType="end"/>
         </w:r>
+        <w:bookmarkEnd w:id="0"/>
       </w:sdtContent>
     </w:sdt>
+    <w:r>
+      <w:rPr>
+        <w:rFonts w:cs="Times New Roman"/>
+      </w:rPr>
+      <w:tab/>
+    </w:r>
+  </w:p>
+  <w:p>
+    <w:pPr>
+      <w:pStyle w:val="aa"/>
+      <w:tabs>
+        <w:tab w:val="clear" w:pos="9355"/>
+        <w:tab w:val="left" w:pos="2445"/>
+      </w:tabs>
+      <w:rPr>
+        <w:rFonts w:cs="Times New Roman"/>
+      </w:rPr>
+    </w:pPr>
+    <w:r>
+      <w:rPr>
+        <w:rFonts w:cs="Times New Roman"/>
+      </w:rPr>
+      <w:tab/>
+    </w:r>
+    <w:r>
+      <w:rPr>
+        <w:rFonts w:cs="Times New Roman"/>
+      </w:rPr>
+      <w:tab/>
+    </w:r>
+  </w:p>
+</w:ftr>
+</file>
+
+<file path=word/footer3.xml><?xml version="1.0" encoding="utf-8"?>
+<w:ftr xmlns:wpc="http://schemas.microsoft.com/office/word/2010/wordprocessingCanvas" xmlns:mc="http://schemas.openxmlformats.org/markup-compatibility/2006" xmlns:o="urn:schemas-microsoft-com:office:office" xmlns:r="http://schemas.openxmlformats.org/officeDocument/2006/relationships" xmlns:m="http://schemas.openxmlformats.org/officeDocument/2006/math" xmlns:v="urn:schemas-microsoft-com:vml" xmlns:wp14="http://schemas.microsoft.com/office/word/2010/wordprocessingDrawing" xmlns:wp="http://schemas.openxmlformats.org/drawingml/2006/wordprocessingDrawing" xmlns:w10="urn:schemas-microsoft-com:office:word" xmlns:w="http://schemas.openxmlformats.org/wordprocessingml/2006/main" xmlns:w14="http://schemas.microsoft.com/office/word/2010/wordml" xmlns:w15="http://schemas.microsoft.com/office/word/2012/wordml" xmlns:wpg="http://schemas.microsoft.com/office/word/2010/wordprocessingGroup" xmlns:wpi="http://schemas.microsoft.com/office/word/2010/wordprocessingInk" xmlns:wne="http://schemas.microsoft.com/office/word/2006/wordml" xmlns:wps="http://schemas.microsoft.com/office/word/2010/wordprocessingShape" mc:Ignorable="w14 w15 wp14">
+  <w:p>
+    <w:pPr>
+      <w:pStyle w:val="aa"/>
+    </w:pPr>
   </w:p>
 </w:ftr>
 </file>
@@ -6568,187 +3564,39 @@
 </w:footnotes>
 </file>
 
+<file path=word/header1.xml><?xml version="1.0" encoding="utf-8"?>
+<w:hdr xmlns:wpc="http://schemas.microsoft.com/office/word/2010/wordprocessingCanvas" xmlns:mc="http://schemas.openxmlformats.org/markup-compatibility/2006" xmlns:o="urn:schemas-microsoft-com:office:office" xmlns:r="http://schemas.openxmlformats.org/officeDocument/2006/relationships" xmlns:m="http://schemas.openxmlformats.org/officeDocument/2006/math" xmlns:v="urn:schemas-microsoft-com:vml" xmlns:wp14="http://schemas.microsoft.com/office/word/2010/wordprocessingDrawing" xmlns:wp="http://schemas.openxmlformats.org/drawingml/2006/wordprocessingDrawing" xmlns:w10="urn:schemas-microsoft-com:office:word" xmlns:w="http://schemas.openxmlformats.org/wordprocessingml/2006/main" xmlns:w14="http://schemas.microsoft.com/office/word/2010/wordml" xmlns:w15="http://schemas.microsoft.com/office/word/2012/wordml" xmlns:wpg="http://schemas.microsoft.com/office/word/2010/wordprocessingGroup" xmlns:wpi="http://schemas.microsoft.com/office/word/2010/wordprocessingInk" xmlns:wne="http://schemas.microsoft.com/office/word/2006/wordml" xmlns:wps="http://schemas.microsoft.com/office/word/2010/wordprocessingShape" mc:Ignorable="w14 w15 wp14">
+  <w:p>
+    <w:pPr>
+      <w:pStyle w:val="a8"/>
+    </w:pPr>
+  </w:p>
+</w:hdr>
+</file>
+
+<file path=word/header2.xml><?xml version="1.0" encoding="utf-8"?>
+<w:hdr xmlns:wpc="http://schemas.microsoft.com/office/word/2010/wordprocessingCanvas" xmlns:mc="http://schemas.openxmlformats.org/markup-compatibility/2006" xmlns:o="urn:schemas-microsoft-com:office:office" xmlns:r="http://schemas.openxmlformats.org/officeDocument/2006/relationships" xmlns:m="http://schemas.openxmlformats.org/officeDocument/2006/math" xmlns:v="urn:schemas-microsoft-com:vml" xmlns:wp14="http://schemas.microsoft.com/office/word/2010/wordprocessingDrawing" xmlns:wp="http://schemas.openxmlformats.org/drawingml/2006/wordprocessingDrawing" xmlns:w10="urn:schemas-microsoft-com:office:word" xmlns:w="http://schemas.openxmlformats.org/wordprocessingml/2006/main" xmlns:w14="http://schemas.microsoft.com/office/word/2010/wordml" xmlns:w15="http://schemas.microsoft.com/office/word/2012/wordml" xmlns:wpg="http://schemas.microsoft.com/office/word/2010/wordprocessingGroup" xmlns:wpi="http://schemas.microsoft.com/office/word/2010/wordprocessingInk" xmlns:wne="http://schemas.microsoft.com/office/word/2006/wordml" xmlns:wps="http://schemas.microsoft.com/office/word/2010/wordprocessingShape" mc:Ignorable="w14 w15 wp14">
+  <w:p>
+    <w:pPr>
+      <w:pStyle w:val="a8"/>
+    </w:pPr>
+  </w:p>
+</w:hdr>
+</file>
+
+<file path=word/header3.xml><?xml version="1.0" encoding="utf-8"?>
+<w:hdr xmlns:wpc="http://schemas.microsoft.com/office/word/2010/wordprocessingCanvas" xmlns:mc="http://schemas.openxmlformats.org/markup-compatibility/2006" xmlns:o="urn:schemas-microsoft-com:office:office" xmlns:r="http://schemas.openxmlformats.org/officeDocument/2006/relationships" xmlns:m="http://schemas.openxmlformats.org/officeDocument/2006/math" xmlns:v="urn:schemas-microsoft-com:vml" xmlns:wp14="http://schemas.microsoft.com/office/word/2010/wordprocessingDrawing" xmlns:wp="http://schemas.openxmlformats.org/drawingml/2006/wordprocessingDrawing" xmlns:w10="urn:schemas-microsoft-com:office:word" xmlns:w="http://schemas.openxmlformats.org/wordprocessingml/2006/main" xmlns:w14="http://schemas.microsoft.com/office/word/2010/wordml" xmlns:w15="http://schemas.microsoft.com/office/word/2012/wordml" xmlns:wpg="http://schemas.microsoft.com/office/word/2010/wordprocessingGroup" xmlns:wpi="http://schemas.microsoft.com/office/word/2010/wordprocessingInk" xmlns:wne="http://schemas.microsoft.com/office/word/2006/wordml" xmlns:wps="http://schemas.microsoft.com/office/word/2010/wordprocessingShape" mc:Ignorable="w14 w15 wp14">
+  <w:p>
+    <w:pPr>
+      <w:pStyle w:val="a8"/>
+    </w:pPr>
+  </w:p>
+</w:hdr>
+</file>
+
 <file path=word/numbering.xml><?xml version="1.0" encoding="utf-8"?>
 <w:numbering xmlns:wpc="http://schemas.microsoft.com/office/word/2010/wordprocessingCanvas" xmlns:mc="http://schemas.openxmlformats.org/markup-compatibility/2006" xmlns:o="urn:schemas-microsoft-com:office:office" xmlns:r="http://schemas.openxmlformats.org/officeDocument/2006/relationships" xmlns:m="http://schemas.openxmlformats.org/officeDocument/2006/math" xmlns:v="urn:schemas-microsoft-com:vml" xmlns:wp14="http://schemas.microsoft.com/office/word/2010/wordprocessingDrawing" xmlns:wp="http://schemas.openxmlformats.org/drawingml/2006/wordprocessingDrawing" xmlns:w10="urn:schemas-microsoft-com:office:word" xmlns:w="http://schemas.openxmlformats.org/wordprocessingml/2006/main" xmlns:w14="http://schemas.microsoft.com/office/word/2010/wordml" xmlns:w15="http://schemas.microsoft.com/office/word/2012/wordml" xmlns:wpg="http://schemas.microsoft.com/office/word/2010/wordprocessingGroup" xmlns:wpi="http://schemas.microsoft.com/office/word/2010/wordprocessingInk" xmlns:wne="http://schemas.microsoft.com/office/word/2006/wordml" xmlns:wps="http://schemas.microsoft.com/office/word/2010/wordprocessingShape" mc:Ignorable="w14 w15 wp14">
   <w:abstractNum w:abstractNumId="0" w15:restartNumberingAfterBreak="0">
-    <w:nsid w:val="40D72ED0"/>
-    <w:multiLevelType w:val="hybridMultilevel"/>
-    <w:tmpl w:val="134A4B0C"/>
-    <w:lvl w:ilvl="0" w:tplc="0419000F">
-      <w:start w:val="1"/>
-      <w:numFmt w:val="decimal"/>
-      <w:lvlText w:val="%1."/>
-      <w:lvlJc w:val="left"/>
-      <w:pPr>
-        <w:ind w:left="720" w:hanging="360"/>
-      </w:pPr>
-      <w:rPr>
-        <w:rFonts w:hint="default"/>
-      </w:rPr>
-    </w:lvl>
-    <w:lvl w:ilvl="1" w:tplc="04190019" w:tentative="1">
-      <w:start w:val="1"/>
-      <w:numFmt w:val="lowerLetter"/>
-      <w:lvlText w:val="%2."/>
-      <w:lvlJc w:val="left"/>
-      <w:pPr>
-        <w:ind w:left="1440" w:hanging="360"/>
-      </w:pPr>
-    </w:lvl>
-    <w:lvl w:ilvl="2" w:tplc="0419001B" w:tentative="1">
-      <w:start w:val="1"/>
-      <w:numFmt w:val="lowerRoman"/>
-      <w:lvlText w:val="%3."/>
-      <w:lvlJc w:val="right"/>
-      <w:pPr>
-        <w:ind w:left="2160" w:hanging="180"/>
-      </w:pPr>
-    </w:lvl>
-    <w:lvl w:ilvl="3" w:tplc="0419000F" w:tentative="1">
-      <w:start w:val="1"/>
-      <w:numFmt w:val="decimal"/>
-      <w:lvlText w:val="%4."/>
-      <w:lvlJc w:val="left"/>
-      <w:pPr>
-        <w:ind w:left="2880" w:hanging="360"/>
-      </w:pPr>
-    </w:lvl>
-    <w:lvl w:ilvl="4" w:tplc="04190019" w:tentative="1">
-      <w:start w:val="1"/>
-      <w:numFmt w:val="lowerLetter"/>
-      <w:lvlText w:val="%5."/>
-      <w:lvlJc w:val="left"/>
-      <w:pPr>
-        <w:ind w:left="3600" w:hanging="360"/>
-      </w:pPr>
-    </w:lvl>
-    <w:lvl w:ilvl="5" w:tplc="0419001B" w:tentative="1">
-      <w:start w:val="1"/>
-      <w:numFmt w:val="lowerRoman"/>
-      <w:lvlText w:val="%6."/>
-      <w:lvlJc w:val="right"/>
-      <w:pPr>
-        <w:ind w:left="4320" w:hanging="180"/>
-      </w:pPr>
-    </w:lvl>
-    <w:lvl w:ilvl="6" w:tplc="0419000F" w:tentative="1">
-      <w:start w:val="1"/>
-      <w:numFmt w:val="decimal"/>
-      <w:lvlText w:val="%7."/>
-      <w:lvlJc w:val="left"/>
-      <w:pPr>
-        <w:ind w:left="5040" w:hanging="360"/>
-      </w:pPr>
-    </w:lvl>
-    <w:lvl w:ilvl="7" w:tplc="04190019" w:tentative="1">
-      <w:start w:val="1"/>
-      <w:numFmt w:val="lowerLetter"/>
-      <w:lvlText w:val="%8."/>
-      <w:lvlJc w:val="left"/>
-      <w:pPr>
-        <w:ind w:left="5760" w:hanging="360"/>
-      </w:pPr>
-    </w:lvl>
-    <w:lvl w:ilvl="8" w:tplc="0419001B" w:tentative="1">
-      <w:start w:val="1"/>
-      <w:numFmt w:val="lowerRoman"/>
-      <w:lvlText w:val="%9."/>
-      <w:lvlJc w:val="right"/>
-      <w:pPr>
-        <w:ind w:left="6480" w:hanging="180"/>
-      </w:pPr>
-    </w:lvl>
-  </w:abstractNum>
-  <w:abstractNum w:abstractNumId="1" w15:restartNumberingAfterBreak="0">
-    <w:nsid w:val="4E55539E"/>
-    <w:multiLevelType w:val="hybridMultilevel"/>
-    <w:tmpl w:val="4DC297F4"/>
-    <w:lvl w:ilvl="0" w:tplc="0419000F">
-      <w:start w:val="1"/>
-      <w:numFmt w:val="decimal"/>
-      <w:lvlText w:val="%1."/>
-      <w:lvlJc w:val="left"/>
-      <w:pPr>
-        <w:ind w:left="720" w:hanging="360"/>
-      </w:pPr>
-      <w:rPr>
-        <w:rFonts w:hint="default"/>
-      </w:rPr>
-    </w:lvl>
-    <w:lvl w:ilvl="1" w:tplc="04190019" w:tentative="1">
-      <w:start w:val="1"/>
-      <w:numFmt w:val="lowerLetter"/>
-      <w:lvlText w:val="%2."/>
-      <w:lvlJc w:val="left"/>
-      <w:pPr>
-        <w:ind w:left="1440" w:hanging="360"/>
-      </w:pPr>
-    </w:lvl>
-    <w:lvl w:ilvl="2" w:tplc="0419001B" w:tentative="1">
-      <w:start w:val="1"/>
-      <w:numFmt w:val="lowerRoman"/>
-      <w:lvlText w:val="%3."/>
-      <w:lvlJc w:val="right"/>
-      <w:pPr>
-        <w:ind w:left="2160" w:hanging="180"/>
-      </w:pPr>
-    </w:lvl>
-    <w:lvl w:ilvl="3" w:tplc="0419000F" w:tentative="1">
-      <w:start w:val="1"/>
-      <w:numFmt w:val="decimal"/>
-      <w:lvlText w:val="%4."/>
-      <w:lvlJc w:val="left"/>
-      <w:pPr>
-        <w:ind w:left="2880" w:hanging="360"/>
-      </w:pPr>
-    </w:lvl>
-    <w:lvl w:ilvl="4" w:tplc="04190019" w:tentative="1">
-      <w:start w:val="1"/>
-      <w:numFmt w:val="lowerLetter"/>
-      <w:lvlText w:val="%5."/>
-      <w:lvlJc w:val="left"/>
-      <w:pPr>
-        <w:ind w:left="3600" w:hanging="360"/>
-      </w:pPr>
-    </w:lvl>
-    <w:lvl w:ilvl="5" w:tplc="0419001B" w:tentative="1">
-      <w:start w:val="1"/>
-      <w:numFmt w:val="lowerRoman"/>
-      <w:lvlText w:val="%6."/>
-      <w:lvlJc w:val="right"/>
-      <w:pPr>
-        <w:ind w:left="4320" w:hanging="180"/>
-      </w:pPr>
-    </w:lvl>
-    <w:lvl w:ilvl="6" w:tplc="0419000F" w:tentative="1">
-      <w:start w:val="1"/>
-      <w:numFmt w:val="decimal"/>
-      <w:lvlText w:val="%7."/>
-      <w:lvlJc w:val="left"/>
-      <w:pPr>
-        <w:ind w:left="5040" w:hanging="360"/>
-      </w:pPr>
-    </w:lvl>
-    <w:lvl w:ilvl="7" w:tplc="04190019" w:tentative="1">
-      <w:start w:val="1"/>
-      <w:numFmt w:val="lowerLetter"/>
-      <w:lvlText w:val="%8."/>
-      <w:lvlJc w:val="left"/>
-      <w:pPr>
-        <w:ind w:left="5760" w:hanging="360"/>
-      </w:pPr>
-    </w:lvl>
-    <w:lvl w:ilvl="8" w:tplc="0419001B" w:tentative="1">
-      <w:start w:val="1"/>
-      <w:numFmt w:val="lowerRoman"/>
-      <w:lvlText w:val="%9."/>
-      <w:lvlJc w:val="right"/>
-      <w:pPr>
-        <w:ind w:left="6480" w:hanging="180"/>
-      </w:pPr>
-    </w:lvl>
-  </w:abstractNum>
-  <w:abstractNum w:abstractNumId="2" w15:restartNumberingAfterBreak="0">
     <w:nsid w:val="568D1BED"/>
     <w:multiLevelType w:val="hybridMultilevel"/>
     <w:tmpl w:val="06AE8134"/>
@@ -6837,105 +3685,7 @@
       </w:pPr>
     </w:lvl>
   </w:abstractNum>
-  <w:abstractNum w:abstractNumId="3" w15:restartNumberingAfterBreak="0">
-    <w:nsid w:val="62330414"/>
-    <w:multiLevelType w:val="hybridMultilevel"/>
-    <w:tmpl w:val="4DC297F4"/>
-    <w:lvl w:ilvl="0" w:tplc="0419000F">
-      <w:start w:val="1"/>
-      <w:numFmt w:val="decimal"/>
-      <w:lvlText w:val="%1."/>
-      <w:lvlJc w:val="left"/>
-      <w:pPr>
-        <w:ind w:left="720" w:hanging="360"/>
-      </w:pPr>
-      <w:rPr>
-        <w:rFonts w:hint="default"/>
-      </w:rPr>
-    </w:lvl>
-    <w:lvl w:ilvl="1" w:tplc="04190019" w:tentative="1">
-      <w:start w:val="1"/>
-      <w:numFmt w:val="lowerLetter"/>
-      <w:lvlText w:val="%2."/>
-      <w:lvlJc w:val="left"/>
-      <w:pPr>
-        <w:ind w:left="1440" w:hanging="360"/>
-      </w:pPr>
-    </w:lvl>
-    <w:lvl w:ilvl="2" w:tplc="0419001B" w:tentative="1">
-      <w:start w:val="1"/>
-      <w:numFmt w:val="lowerRoman"/>
-      <w:lvlText w:val="%3."/>
-      <w:lvlJc w:val="right"/>
-      <w:pPr>
-        <w:ind w:left="2160" w:hanging="180"/>
-      </w:pPr>
-    </w:lvl>
-    <w:lvl w:ilvl="3" w:tplc="0419000F" w:tentative="1">
-      <w:start w:val="1"/>
-      <w:numFmt w:val="decimal"/>
-      <w:lvlText w:val="%4."/>
-      <w:lvlJc w:val="left"/>
-      <w:pPr>
-        <w:ind w:left="2880" w:hanging="360"/>
-      </w:pPr>
-    </w:lvl>
-    <w:lvl w:ilvl="4" w:tplc="04190019" w:tentative="1">
-      <w:start w:val="1"/>
-      <w:numFmt w:val="lowerLetter"/>
-      <w:lvlText w:val="%5."/>
-      <w:lvlJc w:val="left"/>
-      <w:pPr>
-        <w:ind w:left="3600" w:hanging="360"/>
-      </w:pPr>
-    </w:lvl>
-    <w:lvl w:ilvl="5" w:tplc="0419001B" w:tentative="1">
-      <w:start w:val="1"/>
-      <w:numFmt w:val="lowerRoman"/>
-      <w:lvlText w:val="%6."/>
-      <w:lvlJc w:val="right"/>
-      <w:pPr>
-        <w:ind w:left="4320" w:hanging="180"/>
-      </w:pPr>
-    </w:lvl>
-    <w:lvl w:ilvl="6" w:tplc="0419000F" w:tentative="1">
-      <w:start w:val="1"/>
-      <w:numFmt w:val="decimal"/>
-      <w:lvlText w:val="%7."/>
-      <w:lvlJc w:val="left"/>
-      <w:pPr>
-        <w:ind w:left="5040" w:hanging="360"/>
-      </w:pPr>
-    </w:lvl>
-    <w:lvl w:ilvl="7" w:tplc="04190019" w:tentative="1">
-      <w:start w:val="1"/>
-      <w:numFmt w:val="lowerLetter"/>
-      <w:lvlText w:val="%8."/>
-      <w:lvlJc w:val="left"/>
-      <w:pPr>
-        <w:ind w:left="5760" w:hanging="360"/>
-      </w:pPr>
-    </w:lvl>
-    <w:lvl w:ilvl="8" w:tplc="0419001B" w:tentative="1">
-      <w:start w:val="1"/>
-      <w:numFmt w:val="lowerRoman"/>
-      <w:lvlText w:val="%9."/>
-      <w:lvlJc w:val="right"/>
-      <w:pPr>
-        <w:ind w:left="6480" w:hanging="180"/>
-      </w:pPr>
-    </w:lvl>
-  </w:abstractNum>
   <w:num w:numId="1">
-    <w:abstractNumId w:val="2"/>
-  </w:num>
-  <w:num w:numId="2">
-    <w:abstractNumId w:val="1"/>
-  </w:num>
-  <w:num w:numId="3">
-    <w:abstractNumId w:val="3"/>
-  </w:num>
-  <w:num w:numId="4">
     <w:abstractNumId w:val="0"/>
   </w:num>
 </w:numbering>
@@ -7328,7 +4078,7 @@
   <w:style w:type="paragraph" w:default="1" w:styleId="a">
     <w:name w:val="Normal"/>
     <w:qFormat/>
-    <w:rsid w:val="00FE1501"/>
+    <w:rsid w:val="00410740"/>
     <w:rPr>
       <w:rFonts w:ascii="Arial" w:eastAsia="Times New Roman" w:hAnsi="Arial" w:cs="Arial"/>
       <w:sz w:val="24"/>
@@ -7338,7 +4088,6 @@
   <w:style w:type="character" w:default="1" w:styleId="a0">
     <w:name w:val="Default Paragraph Font"/>
     <w:uiPriority w:val="1"/>
-    <w:semiHidden/>
     <w:unhideWhenUsed/>
   </w:style>
   <w:style w:type="table" w:default="1" w:styleId="a1">
@@ -7608,17 +4357,6 @@
       <w:szCs w:val="24"/>
     </w:rPr>
   </w:style>
-  <w:style w:type="paragraph" w:styleId="ac">
-    <w:name w:val="List Paragraph"/>
-    <w:basedOn w:val="a"/>
-    <w:uiPriority w:val="34"/>
-    <w:qFormat/>
-    <w:rsid w:val="00CB59B6"/>
-    <w:pPr>
-      <w:ind w:left="720"/>
-      <w:contextualSpacing/>
-    </w:pPr>
-  </w:style>
 </w:styles>
 </file>
 
@@ -7884,6 +4622,15 @@
 </file>
 
 <file path=customXml/item1.xml><?xml version="1.0" encoding="utf-8"?>
+<p:properties xmlns:p="http://schemas.microsoft.com/office/2006/metadata/properties" xmlns:xsi="http://www.w3.org/2001/XMLSchema-instance" xmlns:pc="http://schemas.microsoft.com/office/infopath/2007/PartnerControls">
+  <documentManagement>
+    <PublishingExpirationDate xmlns="http://schemas.microsoft.com/sharepoint/v3" xsi:nil="true"/>
+    <PublishingStartDate xmlns="http://schemas.microsoft.com/sharepoint/v3" xsi:nil="true"/>
+  </documentManagement>
+</p:properties>
+</file>
+
+<file path=customXml/item2.xml><?xml version="1.0" encoding="utf-8"?>
 <ct:contentTypeSchema xmlns:ct="http://schemas.microsoft.com/office/2006/metadata/contentType" xmlns:ma="http://schemas.microsoft.com/office/2006/metadata/properties/metaAttributes" ct:_="" ma:_="" ma:contentTypeName="Документ" ma:contentTypeID="0x010100FA32880003C8DD4985A8DAFD9842E81D" ma:contentTypeVersion="1" ma:contentTypeDescription="Создание документа." ma:contentTypeScope="" ma:versionID="db1b624df75e5b5230ebac8edccbff76">
   <xsd:schema xmlns:xsd="http://www.w3.org/2001/XMLSchema" xmlns:xs="http://www.w3.org/2001/XMLSchema" xmlns:p="http://schemas.microsoft.com/office/2006/metadata/properties" xmlns:ns1="http://schemas.microsoft.com/sharepoint/v3" targetNamespace="http://schemas.microsoft.com/office/2006/metadata/properties" ma:root="true" ma:fieldsID="55fe29519e62c73fb421b6d14e7daed3" ns1:_="">
     <xsd:import namespace="http://schemas.microsoft.com/sharepoint/v3"/>
@@ -8015,7 +4762,7 @@
 </ct:contentTypeSchema>
 </file>
 
-<file path=customXml/item2.xml><?xml version="1.0" encoding="utf-8"?>
+<file path=customXml/item3.xml><?xml version="1.0" encoding="utf-8"?>
 <?mso-contentType ?>
 <FormTemplates xmlns="http://schemas.microsoft.com/sharepoint/v3/contenttype/forms">
   <Display>DocumentLibraryForm</Display>
@@ -8024,20 +4771,21 @@
 </FormTemplates>
 </file>
 
-<file path=customXml/item3.xml><?xml version="1.0" encoding="utf-8"?>
-<p:properties xmlns:p="http://schemas.microsoft.com/office/2006/metadata/properties" xmlns:xsi="http://www.w3.org/2001/XMLSchema-instance" xmlns:pc="http://schemas.microsoft.com/office/infopath/2007/PartnerControls">
-  <documentManagement>
-    <PublishingExpirationDate xmlns="http://schemas.microsoft.com/sharepoint/v3" xsi:nil="true"/>
-    <PublishingStartDate xmlns="http://schemas.microsoft.com/sharepoint/v3" xsi:nil="true"/>
-  </documentManagement>
-</p:properties>
-</file>
-
 <file path=customXml/item4.xml><?xml version="1.0" encoding="utf-8"?>
 <b:Sources xmlns:b="http://schemas.openxmlformats.org/officeDocument/2006/bibliography" xmlns="http://schemas.openxmlformats.org/officeDocument/2006/bibliography" SelectedStyle="\APA.XSL" StyleName="APA"/>
 </file>
 
 <file path=customXml/itemProps1.xml><?xml version="1.0" encoding="utf-8"?>
+<ds:datastoreItem xmlns:ds="http://schemas.openxmlformats.org/officeDocument/2006/customXml" ds:itemID="{DFE78BA0-0EF7-4F5C-8B95-98E11420CB46}">
+  <ds:schemaRefs>
+    <ds:schemaRef ds:uri="http://schemas.microsoft.com/office/2006/metadata/properties"/>
+    <ds:schemaRef ds:uri="http://schemas.microsoft.com/office/infopath/2007/PartnerControls"/>
+    <ds:schemaRef ds:uri="http://schemas.microsoft.com/sharepoint/v3"/>
+  </ds:schemaRefs>
+</ds:datastoreItem>
+</file>
+
+<file path=customXml/itemProps2.xml><?xml version="1.0" encoding="utf-8"?>
 <ds:datastoreItem xmlns:ds="http://schemas.openxmlformats.org/officeDocument/2006/customXml" ds:itemID="{3BCDA2D6-4E5E-442A-B517-C33E54BF5168}">
   <ds:schemaRefs>
     <ds:schemaRef ds:uri="http://schemas.microsoft.com/office/2006/metadata/contentType"/>
@@ -8055,7 +4803,7 @@
 </ds:datastoreItem>
 </file>
 
-<file path=customXml/itemProps2.xml><?xml version="1.0" encoding="utf-8"?>
+<file path=customXml/itemProps3.xml><?xml version="1.0" encoding="utf-8"?>
 <ds:datastoreItem xmlns:ds="http://schemas.openxmlformats.org/officeDocument/2006/customXml" ds:itemID="{1FFBF79F-56C6-4555-995B-6213CACAE506}">
   <ds:schemaRefs>
     <ds:schemaRef ds:uri="http://schemas.microsoft.com/sharepoint/v3/contenttype/forms"/>
@@ -8063,18 +4811,8 @@
 </ds:datastoreItem>
 </file>
 
-<file path=customXml/itemProps3.xml><?xml version="1.0" encoding="utf-8"?>
-<ds:datastoreItem xmlns:ds="http://schemas.openxmlformats.org/officeDocument/2006/customXml" ds:itemID="{DFE78BA0-0EF7-4F5C-8B95-98E11420CB46}">
-  <ds:schemaRefs>
-    <ds:schemaRef ds:uri="http://schemas.microsoft.com/office/2006/metadata/properties"/>
-    <ds:schemaRef ds:uri="http://schemas.microsoft.com/office/infopath/2007/PartnerControls"/>
-    <ds:schemaRef ds:uri="http://schemas.microsoft.com/sharepoint/v3"/>
-  </ds:schemaRefs>
-</ds:datastoreItem>
-</file>
-
 <file path=customXml/itemProps4.xml><?xml version="1.0" encoding="utf-8"?>
-<ds:datastoreItem xmlns:ds="http://schemas.openxmlformats.org/officeDocument/2006/customXml" ds:itemID="{B98E8847-1D35-404B-8B40-84A9157844B9}">
+<ds:datastoreItem xmlns:ds="http://schemas.openxmlformats.org/officeDocument/2006/customXml" ds:itemID="{1C8B230E-B76A-486C-B025-DB0F5DACE4D6}">
   <ds:schemaRefs>
     <ds:schemaRef ds:uri="http://schemas.openxmlformats.org/officeDocument/2006/bibliography"/>
   </ds:schemaRefs>
